--- a/CMA_Summaries_B3_Ch06.docx
+++ b/CMA_Summaries_B3_Ch06.docx
@@ -2264,6 +2264,154 @@
       </w:tr>
     </w:tbl>
     <w:p/>
+    <w:p>
+      <w:pPr>
+        <w:pageBreakBefore w:val="true"/>
+        <w:spacing w:after="0"/>
+      </w:pPr>
+      <w:r>
+        <w:rPr>
+          <w:sz w:val="2"/>
+        </w:rPr>
+        <w:t xml:space="preserve"> </w:t>
+      </w:r>
+    </w:p>
+    <w:p>
+      <w:pPr>
+        <w:spacing w:before="44" w:after="10"/>
+      </w:pPr>
+      <w:r>
+        <w:rPr>
+          <w:b/>
+          <w:bCs/>
+          <w:color w:val="353A7C"/>
+          <w:sz w:val="18"/>
+          <w:szCs w:val="18"/>
+        </w:rPr>
+        <w:t xml:space="preserve">The English this section uses, and its Arabic</w:t>
+      </w:r>
+    </w:p>
+    <w:p>
+      <w:pPr>
+        <w:spacing w:before="0" w:after="12"/>
+      </w:pPr>
+      <w:r>
+        <w:rPr>
+          <w:color w:val="6B7280"/>
+          <w:sz w:val="15"/>
+          <w:szCs w:val="15"/>
+        </w:rPr>
+        <w:t xml:space="preserve">Each term sits against what it means.</w:t>
+      </w:r>
+    </w:p>
+    <w:p>
+      <w:pPr>
+        <w:spacing w:after="40" w:before="90"/>
+        <w:jc w:val="center"/>
+      </w:pPr>
+      <w:r>
+        <w:drawing>
+          <wp:inline distT="0" distB="0" distL="0" distR="0">
+            <wp:extent cx="5734050" cy="1931475"/>
+            <wp:effectExtent t="0" r="0" b="0" l="0"/>
+            <wp:docPr id="1" name="" descr="" title=""/>
+            <wp:cNvGraphicFramePr>
+              <a:graphicFrameLocks xmlns:a="http://schemas.openxmlformats.org/drawingml/2006/main" noChangeAspect="1"/>
+            </wp:cNvGraphicFramePr>
+            <a:graphic xmlns:a="http://schemas.openxmlformats.org/drawingml/2006/main">
+              <a:graphicData uri="http://schemas.openxmlformats.org/drawingml/2006/picture">
+                <pic:pic xmlns:pic="http://schemas.openxmlformats.org/drawingml/2006/picture">
+                  <pic:nvPicPr>
+                    <pic:cNvPr id="0" name="" descr=""/>
+                    <pic:cNvPicPr>
+                      <a:picLocks noChangeAspect="1" noChangeArrowheads="1"/>
+                    </pic:cNvPicPr>
+                  </pic:nvPicPr>
+                  <pic:blipFill>
+                    <a:blip r:embed="rId102" cstate="none"/>
+                    <a:srcRect/>
+                    <a:stretch>
+                      <a:fillRect/>
+                    </a:stretch>
+                  </pic:blipFill>
+                  <pic:spPr bwMode="auto">
+                    <a:xfrm>
+                      <a:off x="0" y="0"/>
+                      <a:ext cx="5734050" cy="1931475"/>
+                    </a:xfrm>
+                    <a:prstGeom prst="rect">
+                      <a:avLst/>
+                    </a:prstGeom>
+                  </pic:spPr>
+                </pic:pic>
+              </a:graphicData>
+            </a:graphic>
+          </wp:inline>
+        </w:drawing>
+      </w:r>
+    </w:p>
+    <w:tbl>
+      <w:tblPr>
+        <w:tblW w:type="pct" w:w="100%"/>
+        <w:tblLayout w:type="fixed"/>
+        <w:tblBorders>
+          <w:top w:val="single" w:color="FBFAF6" w:sz="4"/>
+          <w:left w:val="single" w:color="FBFAF6" w:sz="4"/>
+          <w:bottom w:val="single" w:color="FBFAF6" w:sz="4"/>
+          <w:right w:val="single" w:color="FBFAF6" w:sz="4"/>
+          <w:insideH w:val="single" w:color="FBFAF6" w:sz="4"/>
+          <w:insideV w:val="single" w:color="FBFAF6" w:sz="4"/>
+        </w:tblBorders>
+      </w:tblPr>
+      <w:tblGrid>
+        <w:gridCol w:w="9600"/>
+      </w:tblGrid>
+      <w:tr>
+        <w:tc>
+          <w:tcPr>
+            <w:tcW w:type="pct" w:w="5000"/>
+            <w:shd w:fill="FBFAF6" w:val="clear"/>
+            <w:tcMar>
+              <w:top w:type="dxa" w:w="40"/>
+              <w:left w:type="dxa" w:w="100"/>
+              <w:bottom w:type="dxa" w:w="40"/>
+              <w:right w:type="dxa" w:w="100"/>
+            </w:tcMar>
+          </w:tcPr>
+          <w:p>
+            <w:pPr>
+              <w:spacing w:before="18" w:after="6"/>
+            </w:pPr>
+            <w:r>
+              <w:rPr>
+                <w:b/>
+                <w:bCs/>
+                <w:color w:val="6B7280"/>
+                <w:sz w:val="14"/>
+                <w:szCs w:val="14"/>
+              </w:rPr>
+              <w:t xml:space="preserve">word list</w:t>
+            </w:r>
+          </w:p>
+          <w:p>
+            <w:pPr>
+              <w:spacing w:before="0" w:after="18"/>
+            </w:pPr>
+            <w:r>
+              <w:rPr>
+                <w:b/>
+                <w:bCs/>
+                <w:color w:val="353A7C"/>
+                <w:sz w:val="16"/>
+                <w:szCs w:val="16"/>
+              </w:rPr>
+              <w:t xml:space="preserve">sales forecast   ·   sales budget   ·   production budget</w:t>
+            </w:r>
+          </w:p>
+        </w:tc>
+      </w:tr>
+    </w:tbl>
+    <w:p/>
     <w:tbl>
       <w:tblPr>
         <w:tblW w:type="pct" w:w="100%"/>
@@ -2540,14 +2688,14 @@
                 <w:sz w:val="16"/>
                 <w:szCs w:val="16"/>
               </w:rPr>
-              <w:t xml:space="preserve">6  </w:t>
-            </w:r>
-            <w:r>
-              <w:rPr>
-                <w:sz w:val="16"/>
-                <w:szCs w:val="16"/>
-              </w:rPr>
-              <w:t xml:space="preserve">results</w:t>
+              <w:t xml:space="preserve">7  </w:t>
+            </w:r>
+            <w:r>
+              <w:rPr>
+                <w:sz w:val="16"/>
+                <w:szCs w:val="16"/>
+              </w:rPr>
+              <w:t xml:space="preserve">season</w:t>
             </w:r>
           </w:p>
         </w:tc>
@@ -2608,14 +2756,14 @@
                 <w:sz w:val="16"/>
                 <w:szCs w:val="16"/>
               </w:rPr>
-              <w:t xml:space="preserve">7  </w:t>
-            </w:r>
-            <w:r>
-              <w:rPr>
-                <w:sz w:val="16"/>
-                <w:szCs w:val="16"/>
-              </w:rPr>
-              <w:t xml:space="preserve">season</w:t>
+              <w:t xml:space="preserve">8  </w:t>
+            </w:r>
+            <w:r>
+              <w:rPr>
+                <w:sz w:val="16"/>
+                <w:szCs w:val="16"/>
+              </w:rPr>
+              <w:t xml:space="preserve">statistical</w:t>
             </w:r>
           </w:p>
         </w:tc>
@@ -2676,14 +2824,14 @@
                 <w:sz w:val="16"/>
                 <w:szCs w:val="16"/>
               </w:rPr>
-              <w:t xml:space="preserve">8  </w:t>
-            </w:r>
-            <w:r>
-              <w:rPr>
-                <w:sz w:val="16"/>
-                <w:szCs w:val="16"/>
-              </w:rPr>
-              <w:t xml:space="preserve">statistical</w:t>
+              <w:t xml:space="preserve">9  </w:t>
+            </w:r>
+            <w:r>
+              <w:rPr>
+                <w:sz w:val="16"/>
+                <w:szCs w:val="16"/>
+              </w:rPr>
+              <w:t xml:space="preserve">forecast</w:t>
             </w:r>
           </w:p>
         </w:tc>
@@ -2744,14 +2892,14 @@
                 <w:sz w:val="16"/>
                 <w:szCs w:val="16"/>
               </w:rPr>
-              <w:t xml:space="preserve">9  </w:t>
-            </w:r>
-            <w:r>
-              <w:rPr>
-                <w:sz w:val="16"/>
-                <w:szCs w:val="16"/>
-              </w:rPr>
-              <w:t xml:space="preserve">forecast</w:t>
+              <w:t xml:space="preserve">10  </w:t>
+            </w:r>
+            <w:r>
+              <w:rPr>
+                <w:sz w:val="16"/>
+                <w:szCs w:val="16"/>
+              </w:rPr>
+              <w:t xml:space="preserve">management's</w:t>
             </w:r>
           </w:p>
         </w:tc>
@@ -2812,14 +2960,82 @@
                 <w:sz w:val="16"/>
                 <w:szCs w:val="16"/>
               </w:rPr>
-              <w:t xml:space="preserve">10  </w:t>
-            </w:r>
-            <w:r>
-              <w:rPr>
-                <w:sz w:val="16"/>
-                <w:szCs w:val="16"/>
-              </w:rPr>
-              <w:t xml:space="preserve">management's</w:t>
+              <w:t xml:space="preserve">11  </w:t>
+            </w:r>
+            <w:r>
+              <w:rPr>
+                <w:sz w:val="16"/>
+                <w:szCs w:val="16"/>
+              </w:rPr>
+              <w:t xml:space="preserve">sales forecast</w:t>
+            </w:r>
+          </w:p>
+        </w:tc>
+      </w:tr>
+      <w:tr>
+        <w:tc>
+          <w:tcPr>
+            <w:tcW w:type="pct" w:w="2500"/>
+            <w:tcMar>
+              <w:top w:type="dxa" w:w="20"/>
+              <w:left w:type="dxa" w:w="80"/>
+              <w:bottom w:type="dxa" w:w="20"/>
+              <w:right w:type="dxa" w:w="80"/>
+            </w:tcMar>
+          </w:tcPr>
+          <w:p>
+            <w:pPr>
+              <w:spacing w:before="12" w:after="12"/>
+            </w:pPr>
+            <w:r>
+              <w:rPr>
+                <w:b/>
+                <w:bCs/>
+                <w:color w:val="8186EF"/>
+                <w:sz w:val="16"/>
+                <w:szCs w:val="16"/>
+              </w:rPr>
+              <w:t xml:space="preserve">6  </w:t>
+            </w:r>
+            <w:r>
+              <w:rPr>
+                <w:sz w:val="16"/>
+                <w:szCs w:val="16"/>
+              </w:rPr>
+              <w:t xml:space="preserve">results</w:t>
+            </w:r>
+          </w:p>
+        </w:tc>
+        <w:tc>
+          <w:tcPr>
+            <w:tcW w:type="pct" w:w="2500"/>
+            <w:tcMar>
+              <w:top w:type="dxa" w:w="20"/>
+              <w:left w:type="dxa" w:w="80"/>
+              <w:bottom w:type="dxa" w:w="20"/>
+              <w:right w:type="dxa" w:w="80"/>
+            </w:tcMar>
+          </w:tcPr>
+          <w:p>
+            <w:pPr>
+              <w:spacing w:before="12" w:after="12"/>
+            </w:pPr>
+            <w:r>
+              <w:rPr>
+                <w:b/>
+                <w:bCs/>
+                <w:color w:val="8186EF"/>
+                <w:sz w:val="16"/>
+                <w:szCs w:val="16"/>
+              </w:rPr>
+              <w:t xml:space="preserve">12  </w:t>
+            </w:r>
+            <w:r>
+              <w:rPr>
+                <w:sz w:val="16"/>
+                <w:szCs w:val="16"/>
+              </w:rPr>
+              <w:t xml:space="preserve">sales budget</w:t>
             </w:r>
           </w:p>
         </w:tc>
@@ -3226,656 +3442,80 @@
         <w:t xml:space="preserve">First quarter: 210,000 cases × $20.00 = $4,200,000.</w:t>
       </w:r>
     </w:p>
-    <w:tbl>
-      <w:tblPr>
-        <w:tblW w:type="pct" w:w="100%"/>
-        <w:tblLayout w:type="fixed"/>
-        <w:tblBorders>
-          <w:top w:val="single" w:color="353A7C" w:sz="6"/>
-          <w:left w:val="single" w:color="353A7C" w:sz="6"/>
-          <w:bottom w:val="single" w:color="353A7C" w:sz="6"/>
-          <w:right w:val="single" w:color="353A7C" w:sz="6"/>
-          <w:insideH w:val="single" w:color="353A7C" w:sz="6"/>
-          <w:insideV w:val="single" w:color="353A7C" w:sz="6"/>
-        </w:tblBorders>
-      </w:tblPr>
-      <w:tblGrid>
-        <w:gridCol w:w="1913"/>
-        <w:gridCol w:w="1507"/>
-        <w:gridCol w:w="1507"/>
-        <w:gridCol w:w="1507"/>
-        <w:gridCol w:w="1507"/>
-        <w:gridCol w:w="1661"/>
-      </w:tblGrid>
-      <w:tr>
-        <w:tc>
-          <w:tcPr>
-            <w:tcW w:type="pct" w:w="5000"/>
-            <w:gridSpan w:val="6"/>
-            <w:shd w:fill="353A7C" w:val="clear"/>
-            <w:tcMar>
-              <w:top w:type="dxa" w:w="60"/>
-              <w:left w:type="dxa" w:w="120"/>
-              <w:bottom w:type="dxa" w:w="60"/>
-              <w:right w:type="dxa" w:w="120"/>
-            </w:tcMar>
-          </w:tcPr>
-          <w:p>
-            <w:pPr>
-              <w:spacing w:before="40" w:after="40"/>
-            </w:pPr>
-            <w:r>
-              <w:rPr>
-                <w:b/>
-                <w:bCs/>
-                <w:color w:val="FFFFFF"/>
-                <w:sz w:val="17"/>
-                <w:szCs w:val="17"/>
-              </w:rPr>
-              <w:t xml:space="preserve">Worked example: the Beverages sales budget for 2028</w:t>
-            </w:r>
-          </w:p>
-        </w:tc>
-      </w:tr>
-      <w:tr>
-        <w:tc>
-          <w:tcPr>
-            <w:tcW w:type="pct" w:w="996"/>
-            <w:shd w:fill="353A7C" w:val="clear"/>
-            <w:tcMar>
-              <w:top w:type="dxa" w:w="50"/>
-              <w:left w:type="dxa" w:w="110"/>
-              <w:bottom w:type="dxa" w:w="50"/>
-              <w:right w:type="dxa" w:w="110"/>
-            </w:tcMar>
-          </w:tcPr>
-          <w:p>
-            <w:pPr>
-              <w:spacing w:before="30" w:after="30"/>
-            </w:pPr>
-            <w:r>
-              <w:rPr>
-                <w:b/>
-                <w:bCs/>
-                <w:color w:val="FFFFFF"/>
-                <w:sz w:val="15"/>
-                <w:szCs w:val="15"/>
-              </w:rPr>
-              <w:t xml:space="preserve">Sales budget 2028</w:t>
-            </w:r>
-          </w:p>
-        </w:tc>
-        <w:tc>
-          <w:tcPr>
-            <w:tcW w:type="pct" w:w="785"/>
-            <w:shd w:fill="353A7C" w:val="clear"/>
-            <w:tcMar>
-              <w:top w:type="dxa" w:w="50"/>
-              <w:left w:type="dxa" w:w="110"/>
-              <w:bottom w:type="dxa" w:w="50"/>
-              <w:right w:type="dxa" w:w="110"/>
-            </w:tcMar>
-          </w:tcPr>
-          <w:p>
-            <w:pPr>
-              <w:spacing w:before="30" w:after="30"/>
-            </w:pPr>
-            <w:r>
-              <w:rPr>
-                <w:b/>
-                <w:bCs/>
-                <w:color w:val="FFFFFF"/>
-                <w:sz w:val="15"/>
-                <w:szCs w:val="15"/>
-              </w:rPr>
-              <w:t xml:space="preserve">Q1</w:t>
-            </w:r>
-          </w:p>
-        </w:tc>
-        <w:tc>
-          <w:tcPr>
-            <w:tcW w:type="pct" w:w="785"/>
-            <w:shd w:fill="353A7C" w:val="clear"/>
-            <w:tcMar>
-              <w:top w:type="dxa" w:w="50"/>
-              <w:left w:type="dxa" w:w="110"/>
-              <w:bottom w:type="dxa" w:w="50"/>
-              <w:right w:type="dxa" w:w="110"/>
-            </w:tcMar>
-          </w:tcPr>
-          <w:p>
-            <w:pPr>
-              <w:spacing w:before="30" w:after="30"/>
-            </w:pPr>
-            <w:r>
-              <w:rPr>
-                <w:b/>
-                <w:bCs/>
-                <w:color w:val="FFFFFF"/>
-                <w:sz w:val="15"/>
-                <w:szCs w:val="15"/>
-              </w:rPr>
-              <w:t xml:space="preserve">Q2</w:t>
-            </w:r>
-          </w:p>
-        </w:tc>
-        <w:tc>
-          <w:tcPr>
-            <w:tcW w:type="pct" w:w="785"/>
-            <w:shd w:fill="353A7C" w:val="clear"/>
-            <w:tcMar>
-              <w:top w:type="dxa" w:w="50"/>
-              <w:left w:type="dxa" w:w="110"/>
-              <w:bottom w:type="dxa" w:w="50"/>
-              <w:right w:type="dxa" w:w="110"/>
-            </w:tcMar>
-          </w:tcPr>
-          <w:p>
-            <w:pPr>
-              <w:spacing w:before="30" w:after="30"/>
-            </w:pPr>
-            <w:r>
-              <w:rPr>
-                <w:b/>
-                <w:bCs/>
-                <w:color w:val="FFFFFF"/>
-                <w:sz w:val="15"/>
-                <w:szCs w:val="15"/>
-              </w:rPr>
-              <w:t xml:space="preserve">Q3</w:t>
-            </w:r>
-          </w:p>
-        </w:tc>
-        <w:tc>
-          <w:tcPr>
-            <w:tcW w:type="pct" w:w="785"/>
-            <w:shd w:fill="353A7C" w:val="clear"/>
-            <w:tcMar>
-              <w:top w:type="dxa" w:w="50"/>
-              <w:left w:type="dxa" w:w="110"/>
-              <w:bottom w:type="dxa" w:w="50"/>
-              <w:right w:type="dxa" w:w="110"/>
-            </w:tcMar>
-          </w:tcPr>
-          <w:p>
-            <w:pPr>
-              <w:spacing w:before="30" w:after="30"/>
-            </w:pPr>
-            <w:r>
-              <w:rPr>
-                <w:b/>
-                <w:bCs/>
-                <w:color w:val="FFFFFF"/>
-                <w:sz w:val="15"/>
-                <w:szCs w:val="15"/>
-              </w:rPr>
-              <w:t xml:space="preserve">Q4</w:t>
-            </w:r>
-          </w:p>
-        </w:tc>
-        <w:tc>
-          <w:tcPr>
-            <w:tcW w:type="pct" w:w="865"/>
-            <w:shd w:fill="353A7C" w:val="clear"/>
-            <w:tcMar>
-              <w:top w:type="dxa" w:w="50"/>
-              <w:left w:type="dxa" w:w="110"/>
-              <w:bottom w:type="dxa" w:w="50"/>
-              <w:right w:type="dxa" w:w="110"/>
-            </w:tcMar>
-          </w:tcPr>
-          <w:p>
-            <w:pPr>
-              <w:spacing w:before="30" w:after="30"/>
-            </w:pPr>
-            <w:r>
-              <w:rPr>
-                <w:b/>
-                <w:bCs/>
-                <w:color w:val="FFFFFF"/>
-                <w:sz w:val="15"/>
-                <w:szCs w:val="15"/>
-              </w:rPr>
-              <w:t xml:space="preserve">Year</w:t>
-            </w:r>
-          </w:p>
-        </w:tc>
-      </w:tr>
-      <w:tr>
-        <w:tc>
-          <w:tcPr>
-            <w:tcW w:type="pct" w:w="996"/>
-            <w:shd w:fill="FFFFFF" w:val="clear"/>
-            <w:tcMar>
-              <w:top w:type="dxa" w:w="50"/>
-              <w:left w:type="dxa" w:w="110"/>
-              <w:bottom w:type="dxa" w:w="50"/>
-              <w:right w:type="dxa" w:w="110"/>
-            </w:tcMar>
-          </w:tcPr>
-          <w:p>
-            <w:pPr>
-              <w:spacing w:before="46" w:after="46"/>
-            </w:pPr>
-            <w:r>
-              <w:rPr>
-                <w:b/>
-                <w:bCs/>
-                <w:color w:val="8186EF"/>
-                <w:sz w:val="14"/>
-                <w:szCs w:val="14"/>
-              </w:rPr>
-              <w:t xml:space="preserve">(3)</w:t>
-            </w:r>
-          </w:p>
-        </w:tc>
-        <w:tc>
-          <w:tcPr>
-            <w:tcW w:type="pct" w:w="785"/>
-            <w:tcMar>
-              <w:top w:type="dxa" w:w="50"/>
-              <w:left w:type="dxa" w:w="110"/>
-              <w:bottom w:type="dxa" w:w="50"/>
-              <w:right w:type="dxa" w:w="110"/>
-            </w:tcMar>
-          </w:tcPr>
-          <w:p>
-            <w:pPr>
-              <w:spacing w:before="28" w:after="28"/>
-            </w:pPr>
-            <w:r>
-              <w:rPr>
-                <w:sz w:val="15"/>
-                <w:szCs w:val="15"/>
-              </w:rPr>
-              <w:t xml:space="preserve">210,000</w:t>
-            </w:r>
-          </w:p>
-        </w:tc>
-        <w:tc>
-          <w:tcPr>
-            <w:tcW w:type="pct" w:w="785"/>
-            <w:tcMar>
-              <w:top w:type="dxa" w:w="50"/>
-              <w:left w:type="dxa" w:w="110"/>
-              <w:bottom w:type="dxa" w:w="50"/>
-              <w:right w:type="dxa" w:w="110"/>
-            </w:tcMar>
-          </w:tcPr>
-          <w:p>
-            <w:pPr>
-              <w:spacing w:before="28" w:after="28"/>
-            </w:pPr>
-            <w:r>
-              <w:rPr>
-                <w:sz w:val="15"/>
-                <w:szCs w:val="15"/>
-              </w:rPr>
-              <w:t xml:space="preserve">225,000</w:t>
-            </w:r>
-          </w:p>
-        </w:tc>
-        <w:tc>
-          <w:tcPr>
-            <w:tcW w:type="pct" w:w="785"/>
-            <w:tcMar>
-              <w:top w:type="dxa" w:w="50"/>
-              <w:left w:type="dxa" w:w="110"/>
-              <w:bottom w:type="dxa" w:w="50"/>
-              <w:right w:type="dxa" w:w="110"/>
-            </w:tcMar>
-          </w:tcPr>
-          <w:p>
-            <w:pPr>
-              <w:spacing w:before="28" w:after="28"/>
-            </w:pPr>
-            <w:r>
-              <w:rPr>
-                <w:sz w:val="15"/>
-                <w:szCs w:val="15"/>
-              </w:rPr>
-              <w:t xml:space="preserve">240,000</w:t>
-            </w:r>
-          </w:p>
-        </w:tc>
-        <w:tc>
-          <w:tcPr>
-            <w:tcW w:type="pct" w:w="785"/>
-            <w:tcMar>
-              <w:top w:type="dxa" w:w="50"/>
-              <w:left w:type="dxa" w:w="110"/>
-              <w:bottom w:type="dxa" w:w="50"/>
-              <w:right w:type="dxa" w:w="110"/>
-            </w:tcMar>
-          </w:tcPr>
-          <w:p>
-            <w:pPr>
-              <w:spacing w:before="28" w:after="28"/>
-            </w:pPr>
-            <w:r>
-              <w:rPr>
-                <w:sz w:val="15"/>
-                <w:szCs w:val="15"/>
-              </w:rPr>
-              <w:t xml:space="preserve">225,000</w:t>
-            </w:r>
-          </w:p>
-        </w:tc>
-        <w:tc>
-          <w:tcPr>
-            <w:tcW w:type="pct" w:w="865"/>
-            <w:tcMar>
-              <w:top w:type="dxa" w:w="50"/>
-              <w:left w:type="dxa" w:w="110"/>
-              <w:bottom w:type="dxa" w:w="50"/>
-              <w:right w:type="dxa" w:w="110"/>
-            </w:tcMar>
-          </w:tcPr>
-          <w:p>
-            <w:pPr>
-              <w:spacing w:before="28" w:after="28"/>
-            </w:pPr>
-            <w:r>
-              <w:rPr>
-                <w:sz w:val="15"/>
-                <w:szCs w:val="15"/>
-              </w:rPr>
-              <w:t xml:space="preserve">900,000</w:t>
-            </w:r>
-          </w:p>
-        </w:tc>
-      </w:tr>
-      <w:tr>
-        <w:tc>
-          <w:tcPr>
-            <w:tcW w:type="pct" w:w="996"/>
-            <w:shd w:fill="FFFFFF" w:val="clear"/>
-            <w:tcMar>
-              <w:top w:type="dxa" w:w="50"/>
-              <w:left w:type="dxa" w:w="110"/>
-              <w:bottom w:type="dxa" w:w="50"/>
-              <w:right w:type="dxa" w:w="110"/>
-            </w:tcMar>
-          </w:tcPr>
-          <w:p>
-            <w:pPr>
-              <w:spacing w:before="46" w:after="46"/>
-            </w:pPr>
-            <w:r>
-              <w:rPr>
-                <w:b/>
-                <w:bCs/>
-                <w:color w:val="8186EF"/>
-                <w:sz w:val="14"/>
-                <w:szCs w:val="14"/>
-              </w:rPr>
-              <w:t xml:space="preserve">(4)</w:t>
-            </w:r>
-          </w:p>
-        </w:tc>
-        <w:tc>
-          <w:tcPr>
-            <w:tcW w:type="pct" w:w="785"/>
-            <w:shd w:fill="FBFAF6" w:val="clear"/>
-            <w:tcMar>
-              <w:top w:type="dxa" w:w="50"/>
-              <w:left w:type="dxa" w:w="110"/>
-              <w:bottom w:type="dxa" w:w="50"/>
-              <w:right w:type="dxa" w:w="110"/>
-            </w:tcMar>
-          </w:tcPr>
-          <w:p>
-            <w:pPr>
-              <w:spacing w:before="28" w:after="28"/>
-            </w:pPr>
-            <w:r>
-              <w:rPr>
-                <w:sz w:val="15"/>
-                <w:szCs w:val="15"/>
-              </w:rPr>
-              <w:t xml:space="preserve">$20.00</w:t>
-            </w:r>
-          </w:p>
-        </w:tc>
-        <w:tc>
-          <w:tcPr>
-            <w:tcW w:type="pct" w:w="785"/>
-            <w:shd w:fill="FBFAF6" w:val="clear"/>
-            <w:tcMar>
-              <w:top w:type="dxa" w:w="50"/>
-              <w:left w:type="dxa" w:w="110"/>
-              <w:bottom w:type="dxa" w:w="50"/>
-              <w:right w:type="dxa" w:w="110"/>
-            </w:tcMar>
-          </w:tcPr>
-          <w:p>
-            <w:pPr>
-              <w:spacing w:before="28" w:after="28"/>
-            </w:pPr>
-            <w:r>
-              <w:rPr>
-                <w:sz w:val="15"/>
-                <w:szCs w:val="15"/>
-              </w:rPr>
-              <w:t xml:space="preserve">$20.00</w:t>
-            </w:r>
-          </w:p>
-        </w:tc>
-        <w:tc>
-          <w:tcPr>
-            <w:tcW w:type="pct" w:w="785"/>
-            <w:shd w:fill="FBFAF6" w:val="clear"/>
-            <w:tcMar>
-              <w:top w:type="dxa" w:w="50"/>
-              <w:left w:type="dxa" w:w="110"/>
-              <w:bottom w:type="dxa" w:w="50"/>
-              <w:right w:type="dxa" w:w="110"/>
-            </w:tcMar>
-          </w:tcPr>
-          <w:p>
-            <w:pPr>
-              <w:spacing w:before="28" w:after="28"/>
-            </w:pPr>
-            <w:r>
-              <w:rPr>
-                <w:sz w:val="15"/>
-                <w:szCs w:val="15"/>
-              </w:rPr>
-              <w:t xml:space="preserve">$20.00</w:t>
-            </w:r>
-          </w:p>
-        </w:tc>
-        <w:tc>
-          <w:tcPr>
-            <w:tcW w:type="pct" w:w="785"/>
-            <w:shd w:fill="FBFAF6" w:val="clear"/>
-            <w:tcMar>
-              <w:top w:type="dxa" w:w="50"/>
-              <w:left w:type="dxa" w:w="110"/>
-              <w:bottom w:type="dxa" w:w="50"/>
-              <w:right w:type="dxa" w:w="110"/>
-            </w:tcMar>
-          </w:tcPr>
-          <w:p>
-            <w:pPr>
-              <w:spacing w:before="28" w:after="28"/>
-            </w:pPr>
-            <w:r>
-              <w:rPr>
-                <w:sz w:val="15"/>
-                <w:szCs w:val="15"/>
-              </w:rPr>
-              <w:t xml:space="preserve">$20.00</w:t>
-            </w:r>
-          </w:p>
-        </w:tc>
-        <w:tc>
-          <w:tcPr>
-            <w:tcW w:type="pct" w:w="865"/>
-            <w:shd w:fill="FBFAF6" w:val="clear"/>
-            <w:tcMar>
-              <w:top w:type="dxa" w:w="50"/>
-              <w:left w:type="dxa" w:w="110"/>
-              <w:bottom w:type="dxa" w:w="50"/>
-              <w:right w:type="dxa" w:w="110"/>
-            </w:tcMar>
-          </w:tcPr>
-          <w:p>
-            <w:pPr>
-              <w:spacing w:before="28" w:after="28"/>
-            </w:pPr>
-            <w:r>
-              <w:rPr>
-                <w:sz w:val="15"/>
-                <w:szCs w:val="15"/>
-              </w:rPr>
-              <w:t xml:space="preserve">$20.00</w:t>
-            </w:r>
-          </w:p>
-        </w:tc>
-      </w:tr>
-      <w:tr>
-        <w:tc>
-          <w:tcPr>
-            <w:tcW w:type="pct" w:w="996"/>
-            <w:tcMar>
-              <w:top w:type="dxa" w:w="50"/>
-              <w:left w:type="dxa" w:w="110"/>
-              <w:bottom w:type="dxa" w:w="50"/>
-              <w:right w:type="dxa" w:w="110"/>
-            </w:tcMar>
-          </w:tcPr>
-          <w:p>
-            <w:pPr>
-              <w:spacing w:before="28" w:after="28"/>
-            </w:pPr>
-            <w:r>
-              <w:rPr>
-                <w:sz w:val="15"/>
-                <w:szCs w:val="15"/>
-              </w:rPr>
-              <w:t xml:space="preserve">Sales revenue</w:t>
-            </w:r>
-          </w:p>
-        </w:tc>
-        <w:tc>
-          <w:tcPr>
-            <w:tcW w:type="pct" w:w="785"/>
-            <w:tcMar>
-              <w:top w:type="dxa" w:w="50"/>
-              <w:left w:type="dxa" w:w="110"/>
-              <w:bottom w:type="dxa" w:w="50"/>
-              <w:right w:type="dxa" w:w="110"/>
-            </w:tcMar>
-          </w:tcPr>
-          <w:p>
-            <w:pPr>
-              <w:spacing w:before="28" w:after="28"/>
-            </w:pPr>
-            <w:r>
-              <w:rPr>
-                <w:sz w:val="15"/>
-                <w:szCs w:val="15"/>
-              </w:rPr>
-              <w:t xml:space="preserve">4,200,000</w:t>
-            </w:r>
-          </w:p>
-        </w:tc>
-        <w:tc>
-          <w:tcPr>
-            <w:tcW w:type="pct" w:w="785"/>
-            <w:tcMar>
-              <w:top w:type="dxa" w:w="50"/>
-              <w:left w:type="dxa" w:w="110"/>
-              <w:bottom w:type="dxa" w:w="50"/>
-              <w:right w:type="dxa" w:w="110"/>
-            </w:tcMar>
-          </w:tcPr>
-          <w:p>
-            <w:pPr>
-              <w:spacing w:before="28" w:after="28"/>
-            </w:pPr>
-            <w:r>
-              <w:rPr>
-                <w:sz w:val="15"/>
-                <w:szCs w:val="15"/>
-              </w:rPr>
-              <w:t xml:space="preserve">4,500,000</w:t>
-            </w:r>
-          </w:p>
-        </w:tc>
-        <w:tc>
-          <w:tcPr>
-            <w:tcW w:type="pct" w:w="785"/>
-            <w:tcMar>
-              <w:top w:type="dxa" w:w="50"/>
-              <w:left w:type="dxa" w:w="110"/>
-              <w:bottom w:type="dxa" w:w="50"/>
-              <w:right w:type="dxa" w:w="110"/>
-            </w:tcMar>
-          </w:tcPr>
-          <w:p>
-            <w:pPr>
-              <w:spacing w:before="28" w:after="28"/>
-            </w:pPr>
-            <w:r>
-              <w:rPr>
-                <w:sz w:val="15"/>
-                <w:szCs w:val="15"/>
-              </w:rPr>
-              <w:t xml:space="preserve">4,800,000</w:t>
-            </w:r>
-          </w:p>
-        </w:tc>
-        <w:tc>
-          <w:tcPr>
-            <w:tcW w:type="pct" w:w="785"/>
-            <w:tcMar>
-              <w:top w:type="dxa" w:w="50"/>
-              <w:left w:type="dxa" w:w="110"/>
-              <w:bottom w:type="dxa" w:w="50"/>
-              <w:right w:type="dxa" w:w="110"/>
-            </w:tcMar>
-          </w:tcPr>
-          <w:p>
-            <w:pPr>
-              <w:spacing w:before="28" w:after="28"/>
-            </w:pPr>
-            <w:r>
-              <w:rPr>
-                <w:sz w:val="15"/>
-                <w:szCs w:val="15"/>
-              </w:rPr>
-              <w:t xml:space="preserve">4,500,000</w:t>
-            </w:r>
-          </w:p>
-        </w:tc>
-        <w:tc>
-          <w:tcPr>
-            <w:tcW w:type="pct" w:w="865"/>
-            <w:tcMar>
-              <w:top w:type="dxa" w:w="50"/>
-              <w:left w:type="dxa" w:w="110"/>
-              <w:bottom w:type="dxa" w:w="50"/>
-              <w:right w:type="dxa" w:w="110"/>
-            </w:tcMar>
-          </w:tcPr>
-          <w:p>
-            <w:pPr>
-              <w:spacing w:before="28" w:after="28"/>
-            </w:pPr>
-            <w:r>
-              <w:rPr>
-                <w:sz w:val="15"/>
-                <w:szCs w:val="15"/>
-              </w:rPr>
-              <w:t xml:space="preserve">18,000,000</w:t>
-            </w:r>
-          </w:p>
-        </w:tc>
-      </w:tr>
-    </w:tbl>
-    <w:p/>
+    <w:p>
+      <w:pPr>
+        <w:spacing w:before="44" w:after="10"/>
+      </w:pPr>
+      <w:r>
+        <w:rPr>
+          <w:b/>
+          <w:bCs/>
+          <w:color w:val="353A7C"/>
+          <w:sz w:val="18"/>
+          <w:szCs w:val="18"/>
+        </w:rPr>
+        <w:t xml:space="preserve">Worked example: the Beverages sales budget for 2028</w:t>
+      </w:r>
+    </w:p>
+    <w:p>
+      <w:pPr>
+        <w:spacing w:before="0" w:after="12"/>
+      </w:pPr>
+      <w:r>
+        <w:rPr>
+          <w:color w:val="6B7280"/>
+          <w:sz w:val="15"/>
+          <w:szCs w:val="15"/>
+        </w:rPr>
+        <w:t xml:space="preserve">Name each point on the scale from where it sits.</w:t>
+      </w:r>
+    </w:p>
+    <w:p>
+      <w:pPr>
+        <w:spacing w:after="40" w:before="90"/>
+        <w:jc w:val="center"/>
+      </w:pPr>
+      <w:r>
+        <w:drawing>
+          <wp:inline distT="0" distB="0" distL="0" distR="0">
+            <wp:extent cx="5734050" cy="2452050"/>
+            <wp:effectExtent t="0" r="0" b="0" l="0"/>
+            <wp:docPr id="1" name="" descr="" title=""/>
+            <wp:cNvGraphicFramePr>
+              <a:graphicFrameLocks xmlns:a="http://schemas.openxmlformats.org/drawingml/2006/main" noChangeAspect="1"/>
+            </wp:cNvGraphicFramePr>
+            <a:graphic xmlns:a="http://schemas.openxmlformats.org/drawingml/2006/main">
+              <a:graphicData uri="http://schemas.openxmlformats.org/drawingml/2006/picture">
+                <pic:pic xmlns:pic="http://schemas.openxmlformats.org/drawingml/2006/picture">
+                  <pic:nvPicPr>
+                    <pic:cNvPr id="0" name="" descr=""/>
+                    <pic:cNvPicPr>
+                      <a:picLocks noChangeAspect="1" noChangeArrowheads="1"/>
+                    </pic:cNvPicPr>
+                  </pic:nvPicPr>
+                  <pic:blipFill>
+                    <a:blip r:embed="rId103" cstate="none"/>
+                    <a:srcRect/>
+                    <a:stretch>
+                      <a:fillRect/>
+                    </a:stretch>
+                  </pic:blipFill>
+                  <pic:spPr bwMode="auto">
+                    <a:xfrm>
+                      <a:off x="0" y="0"/>
+                      <a:ext cx="5734050" cy="2452050"/>
+                    </a:xfrm>
+                    <a:prstGeom prst="rect">
+                      <a:avLst/>
+                    </a:prstGeom>
+                  </pic:spPr>
+                </pic:pic>
+              </a:graphicData>
+            </a:graphic>
+          </wp:inline>
+        </w:drawing>
+      </w:r>
+    </w:p>
     <w:tbl>
       <w:tblPr>
         <w:tblW w:type="pct" w:w="100%"/>
@@ -3931,7 +3571,7 @@
                 <w:sz w:val="16"/>
                 <w:szCs w:val="16"/>
               </w:rPr>
-              <w:t xml:space="preserve">Price per case   ·   Cases   ·   sales forecast</w:t>
+              <w:t xml:space="preserve">Q4   ·   Q1   ·   Cases</w:t>
             </w:r>
           </w:p>
         </w:tc>
@@ -4230,7 +3870,7 @@
                 <w:sz w:val="16"/>
                 <w:szCs w:val="16"/>
               </w:rPr>
-              <w:t xml:space="preserve">Price per case</w:t>
+              <w:t xml:space="preserve">Q4</w:t>
             </w:r>
           </w:p>
         </w:tc>
@@ -4333,7 +3973,7 @@
                 <w:sz w:val="16"/>
                 <w:szCs w:val="16"/>
               </w:rPr>
-              <w:t xml:space="preserve">Cases</w:t>
+              <w:t xml:space="preserve">Q1</w:t>
             </w:r>
           </w:p>
         </w:tc>
@@ -6380,7 +6020,7 @@
                     </pic:cNvPicPr>
                   </pic:nvPicPr>
                   <pic:blipFill>
-                    <a:blip r:embed="rId102" cstate="none"/>
+                    <a:blip r:embed="rId104" cstate="none"/>
                     <a:srcRect/>
                     <a:stretch>
                       <a:fillRect/>
@@ -7804,7 +7444,7 @@
                     </pic:cNvPicPr>
                   </pic:nvPicPr>
                   <pic:blipFill>
-                    <a:blip r:embed="rId103" cstate="none"/>
+                    <a:blip r:embed="rId105" cstate="none"/>
                     <a:srcRect/>
                     <a:stretch>
                       <a:fillRect/>
@@ -9147,6 +8787,154 @@
       </w:tr>
     </w:tbl>
     <w:p/>
+    <w:p>
+      <w:pPr>
+        <w:spacing w:before="44" w:after="10"/>
+      </w:pPr>
+      <w:r>
+        <w:rPr>
+          <w:b/>
+          <w:bCs/>
+          <w:color w:val="353A7C"/>
+          <w:sz w:val="18"/>
+          <w:szCs w:val="18"/>
+        </w:rPr>
+        <w:t xml:space="preserve">Exam view</w:t>
+      </w:r>
+    </w:p>
+    <w:p>
+      <w:pPr>
+        <w:spacing w:before="0" w:after="12"/>
+      </w:pPr>
+      <w:r>
+        <w:rPr>
+          <w:color w:val="6B7280"/>
+          <w:sz w:val="15"/>
+          <w:szCs w:val="15"/>
+        </w:rPr>
+        <w:t xml:space="preserve">Name each point on the scale from where it sits.</w:t>
+      </w:r>
+    </w:p>
+    <w:p>
+      <w:pPr>
+        <w:spacing w:after="40" w:before="90"/>
+        <w:jc w:val="center"/>
+      </w:pPr>
+      <w:r>
+        <w:drawing>
+          <wp:inline distT="0" distB="0" distL="0" distR="0">
+            <wp:extent cx="5734050" cy="2452050"/>
+            <wp:effectExtent t="0" r="0" b="0" l="0"/>
+            <wp:docPr id="1" name="" descr="" title=""/>
+            <wp:cNvGraphicFramePr>
+              <a:graphicFrameLocks xmlns:a="http://schemas.openxmlformats.org/drawingml/2006/main" noChangeAspect="1"/>
+            </wp:cNvGraphicFramePr>
+            <a:graphic xmlns:a="http://schemas.openxmlformats.org/drawingml/2006/main">
+              <a:graphicData uri="http://schemas.openxmlformats.org/drawingml/2006/picture">
+                <pic:pic xmlns:pic="http://schemas.openxmlformats.org/drawingml/2006/picture">
+                  <pic:nvPicPr>
+                    <pic:cNvPr id="0" name="" descr=""/>
+                    <pic:cNvPicPr>
+                      <a:picLocks noChangeAspect="1" noChangeArrowheads="1"/>
+                    </pic:cNvPicPr>
+                  </pic:nvPicPr>
+                  <pic:blipFill>
+                    <a:blip r:embed="rId106" cstate="none"/>
+                    <a:srcRect/>
+                    <a:stretch>
+                      <a:fillRect/>
+                    </a:stretch>
+                  </pic:blipFill>
+                  <pic:spPr bwMode="auto">
+                    <a:xfrm>
+                      <a:off x="0" y="0"/>
+                      <a:ext cx="5734050" cy="2452050"/>
+                    </a:xfrm>
+                    <a:prstGeom prst="rect">
+                      <a:avLst/>
+                    </a:prstGeom>
+                  </pic:spPr>
+                </pic:pic>
+              </a:graphicData>
+            </a:graphic>
+          </wp:inline>
+        </w:drawing>
+      </w:r>
+    </w:p>
+    <w:tbl>
+      <w:tblPr>
+        <w:tblW w:type="pct" w:w="100%"/>
+        <w:tblLayout w:type="fixed"/>
+        <w:tblBorders>
+          <w:top w:val="single" w:color="FBFAF6" w:sz="4"/>
+          <w:left w:val="single" w:color="FBFAF6" w:sz="4"/>
+          <w:bottom w:val="single" w:color="FBFAF6" w:sz="4"/>
+          <w:right w:val="single" w:color="FBFAF6" w:sz="4"/>
+          <w:insideH w:val="single" w:color="FBFAF6" w:sz="4"/>
+          <w:insideV w:val="single" w:color="FBFAF6" w:sz="4"/>
+        </w:tblBorders>
+      </w:tblPr>
+      <w:tblGrid>
+        <w:gridCol w:w="9600"/>
+      </w:tblGrid>
+      <w:tr>
+        <w:tc>
+          <w:tcPr>
+            <w:tcW w:type="pct" w:w="5000"/>
+            <w:shd w:fill="FBFAF6" w:val="clear"/>
+            <w:tcMar>
+              <w:top w:type="dxa" w:w="40"/>
+              <w:left w:type="dxa" w:w="100"/>
+              <w:bottom w:type="dxa" w:w="40"/>
+              <w:right w:type="dxa" w:w="100"/>
+            </w:tcMar>
+          </w:tcPr>
+          <w:p>
+            <w:pPr>
+              <w:spacing w:before="18" w:after="6"/>
+            </w:pPr>
+            <w:r>
+              <w:rPr>
+                <w:b/>
+                <w:bCs/>
+                <w:color w:val="6B7280"/>
+                <w:sz w:val="14"/>
+                <w:szCs w:val="14"/>
+              </w:rPr>
+              <w:t xml:space="preserve">word list</w:t>
+            </w:r>
+          </w:p>
+          <w:p>
+            <w:pPr>
+              <w:spacing w:before="0" w:after="18"/>
+            </w:pPr>
+            <w:r>
+              <w:rPr>
+                <w:b/>
+                <w:bCs/>
+                <w:color w:val="353A7C"/>
+                <w:sz w:val="16"/>
+                <w:szCs w:val="16"/>
+              </w:rPr>
+              <w:t xml:space="preserve">Q2 2028   ·   Q1 2028   ·   Q1 2029</w:t>
+            </w:r>
+          </w:p>
+        </w:tc>
+      </w:tr>
+    </w:tbl>
+    <w:p/>
+    <w:p>
+      <w:pPr>
+        <w:pageBreakBefore w:val="true"/>
+        <w:spacing w:after="0"/>
+      </w:pPr>
+      <w:r>
+        <w:rPr>
+          <w:sz w:val="2"/>
+        </w:rPr>
+        <w:t xml:space="preserve"> </w:t>
+      </w:r>
+    </w:p>
     <w:tbl>
       <w:tblPr>
         <w:tblW w:type="pct" w:w="100%"/>
@@ -9161,18 +8949,14 @@
         </w:tblBorders>
       </w:tblPr>
       <w:tblGrid>
-        <w:gridCol w:w="2659"/>
-        <w:gridCol w:w="1416"/>
-        <w:gridCol w:w="1416"/>
-        <w:gridCol w:w="1416"/>
-        <w:gridCol w:w="1416"/>
-        <w:gridCol w:w="1278"/>
+        <w:gridCol w:w="4608"/>
+        <w:gridCol w:w="4992"/>
       </w:tblGrid>
       <w:tr>
         <w:tc>
           <w:tcPr>
             <w:tcW w:type="pct" w:w="5000"/>
-            <w:gridSpan w:val="6"/>
+            <w:gridSpan w:val="2"/>
             <w:shd w:fill="353A7C" w:val="clear"/>
             <w:tcMar>
               <w:top w:type="dxa" w:w="60"/>
@@ -9193,15 +8977,15 @@
                 <w:sz w:val="17"/>
                 <w:szCs w:val="17"/>
               </w:rPr>
-              <w:t xml:space="preserve">Exam view</w:t>
-            </w:r>
-          </w:p>
-        </w:tc>
-      </w:tr>
-      <w:tr>
-        <w:tc>
-          <w:tcPr>
-            <w:tcW w:type="pct" w:w="1385"/>
+              <w:t xml:space="preserve">Item — Answer</w:t>
+            </w:r>
+          </w:p>
+        </w:tc>
+      </w:tr>
+      <w:tr>
+        <w:tc>
+          <w:tcPr>
+            <w:tcW w:type="pct" w:w="2400"/>
             <w:shd w:fill="353A7C" w:val="clear"/>
             <w:tcMar>
               <w:top w:type="dxa" w:w="50"/>
@@ -9222,13 +9006,13 @@
                 <w:sz w:val="15"/>
                 <w:szCs w:val="15"/>
               </w:rPr>
-              <w:t xml:space="preserve">Tahini &amp; Spreads, 500 g jars</w:t>
-            </w:r>
-          </w:p>
-        </w:tc>
-        <w:tc>
-          <w:tcPr>
-            <w:tcW w:type="pct" w:w="737"/>
+              <w:t xml:space="preserve">Item</w:t>
+            </w:r>
+          </w:p>
+        </w:tc>
+        <w:tc>
+          <w:tcPr>
+            <w:tcW w:type="pct" w:w="2600"/>
             <w:shd w:fill="353A7C" w:val="clear"/>
             <w:tcMar>
               <w:top w:type="dxa" w:w="50"/>
@@ -9249,14 +9033,15 @@
                 <w:sz w:val="15"/>
                 <w:szCs w:val="15"/>
               </w:rPr>
-              <w:t xml:space="preserve">Q1 2028</w:t>
-            </w:r>
-          </w:p>
-        </w:tc>
-        <w:tc>
-          <w:tcPr>
-            <w:tcW w:type="pct" w:w="737"/>
-            <w:shd w:fill="353A7C" w:val="clear"/>
+              <w:t xml:space="preserve">Answer</w:t>
+            </w:r>
+          </w:p>
+        </w:tc>
+      </w:tr>
+      <w:tr>
+        <w:tc>
+          <w:tcPr>
+            <w:tcW w:type="pct" w:w="2400"/>
             <w:tcMar>
               <w:top w:type="dxa" w:w="50"/>
               <w:left w:type="dxa" w:w="110"/>
@@ -9266,24 +9051,21 @@
           </w:tcPr>
           <w:p>
             <w:pPr>
-              <w:spacing w:before="30" w:after="30"/>
-            </w:pPr>
-            <w:r>
-              <w:rPr>
-                <w:b/>
-                <w:bCs/>
-                <w:color w:val="FFFFFF"/>
+              <w:spacing w:before="28" w:after="28"/>
+            </w:pPr>
+            <w:r>
+              <w:rPr>
                 <w:sz w:val="15"/>
                 <w:szCs w:val="15"/>
               </w:rPr>
-              <w:t xml:space="preserve">Q2 2028</w:t>
-            </w:r>
-          </w:p>
-        </w:tc>
-        <w:tc>
-          <w:tcPr>
-            <w:tcW w:type="pct" w:w="737"/>
-            <w:shd w:fill="353A7C" w:val="clear"/>
+              <w:t xml:space="preserve">Q3</w:t>
+            </w:r>
+          </w:p>
+        </w:tc>
+        <w:tc>
+          <w:tcPr>
+            <w:tcW w:type="pct" w:w="2600"/>
+            <w:shd w:fill="FFFFFF" w:val="clear"/>
             <w:tcMar>
               <w:top w:type="dxa" w:w="50"/>
               <w:left w:type="dxa" w:w="110"/>
@@ -9293,24 +9075,26 @@
           </w:tcPr>
           <w:p>
             <w:pPr>
-              <w:spacing w:before="30" w:after="30"/>
-            </w:pPr>
-            <w:r>
-              <w:rPr>
-                <w:b/>
-                <w:bCs/>
-                <w:color w:val="FFFFFF"/>
-                <w:sz w:val="15"/>
-                <w:szCs w:val="15"/>
-              </w:rPr>
-              <w:t xml:space="preserve">Q3 2028</w:t>
-            </w:r>
-          </w:p>
-        </w:tc>
-        <w:tc>
-          <w:tcPr>
-            <w:tcW w:type="pct" w:w="737"/>
-            <w:shd w:fill="353A7C" w:val="clear"/>
+              <w:spacing w:before="46" w:after="46"/>
+            </w:pPr>
+            <w:r>
+              <w:rPr>
+                <w:b/>
+                <w:bCs/>
+                <w:color w:val="8186EF"/>
+                <w:sz w:val="14"/>
+                <w:szCs w:val="14"/>
+              </w:rPr>
+              <w:t xml:space="preserve">(20)</w:t>
+            </w:r>
+          </w:p>
+        </w:tc>
+      </w:tr>
+      <w:tr>
+        <w:tc>
+          <w:tcPr>
+            <w:tcW w:type="pct" w:w="2400"/>
+            <w:shd w:fill="FBFAF6" w:val="clear"/>
             <w:tcMar>
               <w:top w:type="dxa" w:w="50"/>
               <w:left w:type="dxa" w:w="110"/>
@@ -9320,24 +9104,21 @@
           </w:tcPr>
           <w:p>
             <w:pPr>
-              <w:spacing w:before="30" w:after="30"/>
-            </w:pPr>
-            <w:r>
-              <w:rPr>
-                <w:b/>
-                <w:bCs/>
-                <w:color w:val="FFFFFF"/>
+              <w:spacing w:before="28" w:after="28"/>
+            </w:pPr>
+            <w:r>
+              <w:rPr>
                 <w:sz w:val="15"/>
                 <w:szCs w:val="15"/>
               </w:rPr>
-              <w:t xml:space="preserve">Q4 2028</w:t>
-            </w:r>
-          </w:p>
-        </w:tc>
-        <w:tc>
-          <w:tcPr>
-            <w:tcW w:type="pct" w:w="666"/>
-            <w:shd w:fill="353A7C" w:val="clear"/>
+              <w:t xml:space="preserve">Q4</w:t>
+            </w:r>
+          </w:p>
+        </w:tc>
+        <w:tc>
+          <w:tcPr>
+            <w:tcW w:type="pct" w:w="2600"/>
+            <w:shd w:fill="FBFAF6" w:val="clear"/>
             <w:tcMar>
               <w:top w:type="dxa" w:w="50"/>
               <w:left w:type="dxa" w:w="110"/>
@@ -9347,306 +9128,14 @@
           </w:tcPr>
           <w:p>
             <w:pPr>
-              <w:spacing w:before="30" w:after="30"/>
-            </w:pPr>
-            <w:r>
-              <w:rPr>
-                <w:b/>
-                <w:bCs/>
-                <w:color w:val="FFFFFF"/>
+              <w:spacing w:before="28" w:after="28"/>
+            </w:pPr>
+            <w:r>
+              <w:rPr>
                 <w:sz w:val="15"/>
                 <w:szCs w:val="15"/>
               </w:rPr>
-              <w:t xml:space="preserve">Q1 2029</w:t>
-            </w:r>
-          </w:p>
-        </w:tc>
-      </w:tr>
-      <w:tr>
-        <w:tc>
-          <w:tcPr>
-            <w:tcW w:type="pct" w:w="1385"/>
-            <w:tcMar>
-              <w:top w:type="dxa" w:w="50"/>
-              <w:left w:type="dxa" w:w="110"/>
-              <w:bottom w:type="dxa" w:w="50"/>
-              <w:right w:type="dxa" w:w="110"/>
-            </w:tcMar>
-          </w:tcPr>
-          <w:p>
-            <w:pPr>
-              <w:spacing w:before="28" w:after="28"/>
-            </w:pPr>
-            <w:r>
-              <w:rPr>
-                <w:sz w:val="15"/>
-                <w:szCs w:val="15"/>
-              </w:rPr>
-              <w:t xml:space="preserve">Jars to sell</w:t>
-            </w:r>
-          </w:p>
-        </w:tc>
-        <w:tc>
-          <w:tcPr>
-            <w:tcW w:type="pct" w:w="737"/>
-            <w:tcMar>
-              <w:top w:type="dxa" w:w="50"/>
-              <w:left w:type="dxa" w:w="110"/>
-              <w:bottom w:type="dxa" w:w="50"/>
-              <w:right w:type="dxa" w:w="110"/>
-            </w:tcMar>
-          </w:tcPr>
-          <w:p>
-            <w:pPr>
-              <w:spacing w:before="28" w:after="28"/>
-            </w:pPr>
-            <w:r>
-              <w:rPr>
-                <w:sz w:val="15"/>
-                <w:szCs w:val="15"/>
-              </w:rPr>
-              <w:t xml:space="preserve">360,000</w:t>
-            </w:r>
-          </w:p>
-        </w:tc>
-        <w:tc>
-          <w:tcPr>
-            <w:tcW w:type="pct" w:w="737"/>
-            <w:tcMar>
-              <w:top w:type="dxa" w:w="50"/>
-              <w:left w:type="dxa" w:w="110"/>
-              <w:bottom w:type="dxa" w:w="50"/>
-              <w:right w:type="dxa" w:w="110"/>
-            </w:tcMar>
-          </w:tcPr>
-          <w:p>
-            <w:pPr>
-              <w:spacing w:before="28" w:after="28"/>
-            </w:pPr>
-            <w:r>
-              <w:rPr>
-                <w:sz w:val="15"/>
-                <w:szCs w:val="15"/>
-              </w:rPr>
-              <w:t xml:space="preserve">380,000</w:t>
-            </w:r>
-          </w:p>
-        </w:tc>
-        <w:tc>
-          <w:tcPr>
-            <w:tcW w:type="pct" w:w="737"/>
-            <w:tcMar>
-              <w:top w:type="dxa" w:w="50"/>
-              <w:left w:type="dxa" w:w="110"/>
-              <w:bottom w:type="dxa" w:w="50"/>
-              <w:right w:type="dxa" w:w="110"/>
-            </w:tcMar>
-          </w:tcPr>
-          <w:p>
-            <w:pPr>
-              <w:spacing w:before="28" w:after="28"/>
-            </w:pPr>
-            <w:r>
-              <w:rPr>
-                <w:sz w:val="15"/>
-                <w:szCs w:val="15"/>
-              </w:rPr>
-              <w:t xml:space="preserve">400,000</w:t>
-            </w:r>
-          </w:p>
-        </w:tc>
-        <w:tc>
-          <w:tcPr>
-            <w:tcW w:type="pct" w:w="737"/>
-            <w:tcMar>
-              <w:top w:type="dxa" w:w="50"/>
-              <w:left w:type="dxa" w:w="110"/>
-              <w:bottom w:type="dxa" w:w="50"/>
-              <w:right w:type="dxa" w:w="110"/>
-            </w:tcMar>
-          </w:tcPr>
-          <w:p>
-            <w:pPr>
-              <w:spacing w:before="28" w:after="28"/>
-            </w:pPr>
-            <w:r>
-              <w:rPr>
-                <w:sz w:val="15"/>
-                <w:szCs w:val="15"/>
-              </w:rPr>
-              <w:t xml:space="preserve">360,000</w:t>
-            </w:r>
-          </w:p>
-        </w:tc>
-        <w:tc>
-          <w:tcPr>
-            <w:tcW w:type="pct" w:w="666"/>
-            <w:tcMar>
-              <w:top w:type="dxa" w:w="50"/>
-              <w:left w:type="dxa" w:w="110"/>
-              <w:bottom w:type="dxa" w:w="50"/>
-              <w:right w:type="dxa" w:w="110"/>
-            </w:tcMar>
-          </w:tcPr>
-          <w:p>
-            <w:pPr>
-              <w:spacing w:before="28" w:after="28"/>
-            </w:pPr>
-            <w:r>
-              <w:rPr>
-                <w:sz w:val="15"/>
-                <w:szCs w:val="15"/>
-              </w:rPr>
-              <w:t xml:space="preserve">370,000</w:t>
-            </w:r>
-          </w:p>
-        </w:tc>
-      </w:tr>
-      <w:tr>
-        <w:tc>
-          <w:tcPr>
-            <w:tcW w:type="pct" w:w="1385"/>
-            <w:shd w:fill="FFFFFF" w:val="clear"/>
-            <w:tcMar>
-              <w:top w:type="dxa" w:w="50"/>
-              <w:left w:type="dxa" w:w="110"/>
-              <w:bottom w:type="dxa" w:w="50"/>
-              <w:right w:type="dxa" w:w="110"/>
-            </w:tcMar>
-          </w:tcPr>
-          <w:p>
-            <w:pPr>
-              <w:spacing w:before="46" w:after="46"/>
-            </w:pPr>
-            <w:r>
-              <w:rPr>
-                <w:b/>
-                <w:bCs/>
-                <w:color w:val="8186EF"/>
-                <w:sz w:val="14"/>
-                <w:szCs w:val="14"/>
-              </w:rPr>
-              <w:t xml:space="preserve">(18)</w:t>
-            </w:r>
-          </w:p>
-        </w:tc>
-        <w:tc>
-          <w:tcPr>
-            <w:tcW w:type="pct" w:w="737"/>
-            <w:shd w:fill="FBFAF6" w:val="clear"/>
-            <w:tcMar>
-              <w:top w:type="dxa" w:w="50"/>
-              <w:left w:type="dxa" w:w="110"/>
-              <w:bottom w:type="dxa" w:w="50"/>
-              <w:right w:type="dxa" w:w="110"/>
-            </w:tcMar>
-          </w:tcPr>
-          <w:p>
-            <w:pPr>
-              <w:spacing w:before="28" w:after="28"/>
-            </w:pPr>
-            <w:r>
-              <w:rPr>
-                <w:sz w:val="15"/>
-                <w:szCs w:val="15"/>
-              </w:rPr>
-              <w:t xml:space="preserve">$3.50</w:t>
-            </w:r>
-          </w:p>
-        </w:tc>
-        <w:tc>
-          <w:tcPr>
-            <w:tcW w:type="pct" w:w="737"/>
-            <w:shd w:fill="FBFAF6" w:val="clear"/>
-            <w:tcMar>
-              <w:top w:type="dxa" w:w="50"/>
-              <w:left w:type="dxa" w:w="110"/>
-              <w:bottom w:type="dxa" w:w="50"/>
-              <w:right w:type="dxa" w:w="110"/>
-            </w:tcMar>
-          </w:tcPr>
-          <w:p>
-            <w:pPr>
-              <w:spacing w:before="28" w:after="28"/>
-            </w:pPr>
-            <w:r>
-              <w:rPr>
-                <w:sz w:val="15"/>
-                <w:szCs w:val="15"/>
-              </w:rPr>
-              <w:t xml:space="preserve">$3.50</w:t>
-            </w:r>
-          </w:p>
-        </w:tc>
-        <w:tc>
-          <w:tcPr>
-            <w:tcW w:type="pct" w:w="737"/>
-            <w:shd w:fill="FBFAF6" w:val="clear"/>
-            <w:tcMar>
-              <w:top w:type="dxa" w:w="50"/>
-              <w:left w:type="dxa" w:w="110"/>
-              <w:bottom w:type="dxa" w:w="50"/>
-              <w:right w:type="dxa" w:w="110"/>
-            </w:tcMar>
-          </w:tcPr>
-          <w:p>
-            <w:pPr>
-              <w:spacing w:before="28" w:after="28"/>
-            </w:pPr>
-            <w:r>
-              <w:rPr>
-                <w:sz w:val="15"/>
-                <w:szCs w:val="15"/>
-              </w:rPr>
-              <w:t xml:space="preserve">$3.50</w:t>
-            </w:r>
-          </w:p>
-        </w:tc>
-        <w:tc>
-          <w:tcPr>
-            <w:tcW w:type="pct" w:w="737"/>
-            <w:shd w:fill="FBFAF6" w:val="clear"/>
-            <w:tcMar>
-              <w:top w:type="dxa" w:w="50"/>
-              <w:left w:type="dxa" w:w="110"/>
-              <w:bottom w:type="dxa" w:w="50"/>
-              <w:right w:type="dxa" w:w="110"/>
-            </w:tcMar>
-          </w:tcPr>
-          <w:p>
-            <w:pPr>
-              <w:spacing w:before="28" w:after="28"/>
-            </w:pPr>
-            <w:r>
-              <w:rPr>
-                <w:sz w:val="15"/>
-                <w:szCs w:val="15"/>
-              </w:rPr>
-              <w:t xml:space="preserve">$3.50</w:t>
-            </w:r>
-          </w:p>
-        </w:tc>
-        <w:tc>
-          <w:tcPr>
-            <w:tcW w:type="pct" w:w="666"/>
-            <w:shd w:fill="FBFAF6" w:val="clear"/>
-            <w:tcMar>
-              <w:top w:type="dxa" w:w="50"/>
-              <w:left w:type="dxa" w:w="110"/>
-              <w:bottom w:type="dxa" w:w="50"/>
-              <w:right w:type="dxa" w:w="110"/>
-            </w:tcMar>
-          </w:tcPr>
-          <w:p>
-            <w:pPr>
-              <w:spacing w:before="28" w:after="28"/>
-            </w:pPr>
-            <w:r>
-              <w:rPr>
-                <w:sz w:val="15"/>
-                <w:szCs w:val="15"/>
-              </w:rPr>
-              <w:t xml:space="preserve">—</w:t>
+              <w:t xml:space="preserve">225,000 + 43,000 (20% of 215,000) = 268,000; − 45,000 = 223,000</w:t>
             </w:r>
           </w:p>
         </w:tc>
@@ -9708,294 +9197,13 @@
                 <w:sz w:val="16"/>
                 <w:szCs w:val="16"/>
               </w:rPr>
-              <w:t xml:space="preserve">Price per jar   ·   Jars to sell</w:t>
+              <w:t xml:space="preserve">Uses outside capacity (Book 2, Chapter 17); check quality   ·   240,000 + 45,000 = 285,000; − 48,000 = 237,000</w:t>
             </w:r>
           </w:p>
         </w:tc>
       </w:tr>
     </w:tbl>
     <w:p/>
-    <w:tbl>
-      <w:tblPr>
-        <w:tblW w:type="pct" w:w="100%"/>
-        <w:tblLayout w:type="fixed"/>
-        <w:tblBorders>
-          <w:top w:val="single" w:color="353A7C" w:sz="6"/>
-          <w:left w:val="single" w:color="353A7C" w:sz="6"/>
-          <w:bottom w:val="single" w:color="353A7C" w:sz="6"/>
-          <w:right w:val="single" w:color="353A7C" w:sz="6"/>
-          <w:insideH w:val="single" w:color="353A7C" w:sz="6"/>
-          <w:insideV w:val="single" w:color="353A7C" w:sz="6"/>
-        </w:tblBorders>
-      </w:tblPr>
-      <w:tblGrid>
-        <w:gridCol w:w="4608"/>
-        <w:gridCol w:w="4992"/>
-      </w:tblGrid>
-      <w:tr>
-        <w:tc>
-          <w:tcPr>
-            <w:tcW w:type="pct" w:w="5000"/>
-            <w:gridSpan w:val="2"/>
-            <w:shd w:fill="353A7C" w:val="clear"/>
-            <w:tcMar>
-              <w:top w:type="dxa" w:w="60"/>
-              <w:left w:type="dxa" w:w="120"/>
-              <w:bottom w:type="dxa" w:w="60"/>
-              <w:right w:type="dxa" w:w="120"/>
-            </w:tcMar>
-          </w:tcPr>
-          <w:p>
-            <w:pPr>
-              <w:spacing w:before="40" w:after="40"/>
-            </w:pPr>
-            <w:r>
-              <w:rPr>
-                <w:b/>
-                <w:bCs/>
-                <w:color w:val="FFFFFF"/>
-                <w:sz w:val="17"/>
-                <w:szCs w:val="17"/>
-              </w:rPr>
-              <w:t xml:space="preserve">Item — Answer</w:t>
-            </w:r>
-          </w:p>
-        </w:tc>
-      </w:tr>
-      <w:tr>
-        <w:tc>
-          <w:tcPr>
-            <w:tcW w:type="pct" w:w="2400"/>
-            <w:shd w:fill="353A7C" w:val="clear"/>
-            <w:tcMar>
-              <w:top w:type="dxa" w:w="50"/>
-              <w:left w:type="dxa" w:w="110"/>
-              <w:bottom w:type="dxa" w:w="50"/>
-              <w:right w:type="dxa" w:w="110"/>
-            </w:tcMar>
-          </w:tcPr>
-          <w:p>
-            <w:pPr>
-              <w:spacing w:before="30" w:after="30"/>
-            </w:pPr>
-            <w:r>
-              <w:rPr>
-                <w:b/>
-                <w:bCs/>
-                <w:color w:val="FFFFFF"/>
-                <w:sz w:val="15"/>
-                <w:szCs w:val="15"/>
-              </w:rPr>
-              <w:t xml:space="preserve">Item</w:t>
-            </w:r>
-          </w:p>
-        </w:tc>
-        <w:tc>
-          <w:tcPr>
-            <w:tcW w:type="pct" w:w="2600"/>
-            <w:shd w:fill="353A7C" w:val="clear"/>
-            <w:tcMar>
-              <w:top w:type="dxa" w:w="50"/>
-              <w:left w:type="dxa" w:w="110"/>
-              <w:bottom w:type="dxa" w:w="50"/>
-              <w:right w:type="dxa" w:w="110"/>
-            </w:tcMar>
-          </w:tcPr>
-          <w:p>
-            <w:pPr>
-              <w:spacing w:before="30" w:after="30"/>
-            </w:pPr>
-            <w:r>
-              <w:rPr>
-                <w:b/>
-                <w:bCs/>
-                <w:color w:val="FFFFFF"/>
-                <w:sz w:val="15"/>
-                <w:szCs w:val="15"/>
-              </w:rPr>
-              <w:t xml:space="preserve">Answer</w:t>
-            </w:r>
-          </w:p>
-        </w:tc>
-      </w:tr>
-      <w:tr>
-        <w:tc>
-          <w:tcPr>
-            <w:tcW w:type="pct" w:w="2400"/>
-            <w:tcMar>
-              <w:top w:type="dxa" w:w="50"/>
-              <w:left w:type="dxa" w:w="110"/>
-              <w:bottom w:type="dxa" w:w="50"/>
-              <w:right w:type="dxa" w:w="110"/>
-            </w:tcMar>
-          </w:tcPr>
-          <w:p>
-            <w:pPr>
-              <w:spacing w:before="28" w:after="28"/>
-            </w:pPr>
-            <w:r>
-              <w:rPr>
-                <w:sz w:val="15"/>
-                <w:szCs w:val="15"/>
-              </w:rPr>
-              <w:t xml:space="preserve">Q3</w:t>
-            </w:r>
-          </w:p>
-        </w:tc>
-        <w:tc>
-          <w:tcPr>
-            <w:tcW w:type="pct" w:w="2600"/>
-            <w:shd w:fill="FFFFFF" w:val="clear"/>
-            <w:tcMar>
-              <w:top w:type="dxa" w:w="50"/>
-              <w:left w:type="dxa" w:w="110"/>
-              <w:bottom w:type="dxa" w:w="50"/>
-              <w:right w:type="dxa" w:w="110"/>
-            </w:tcMar>
-          </w:tcPr>
-          <w:p>
-            <w:pPr>
-              <w:spacing w:before="46" w:after="46"/>
-            </w:pPr>
-            <w:r>
-              <w:rPr>
-                <w:b/>
-                <w:bCs/>
-                <w:color w:val="8186EF"/>
-                <w:sz w:val="14"/>
-                <w:szCs w:val="14"/>
-              </w:rPr>
-              <w:t xml:space="preserve">(19)</w:t>
-            </w:r>
-          </w:p>
-        </w:tc>
-      </w:tr>
-      <w:tr>
-        <w:tc>
-          <w:tcPr>
-            <w:tcW w:type="pct" w:w="2400"/>
-            <w:shd w:fill="FBFAF6" w:val="clear"/>
-            <w:tcMar>
-              <w:top w:type="dxa" w:w="50"/>
-              <w:left w:type="dxa" w:w="110"/>
-              <w:bottom w:type="dxa" w:w="50"/>
-              <w:right w:type="dxa" w:w="110"/>
-            </w:tcMar>
-          </w:tcPr>
-          <w:p>
-            <w:pPr>
-              <w:spacing w:before="28" w:after="28"/>
-            </w:pPr>
-            <w:r>
-              <w:rPr>
-                <w:sz w:val="15"/>
-                <w:szCs w:val="15"/>
-              </w:rPr>
-              <w:t xml:space="preserve">Q4</w:t>
-            </w:r>
-          </w:p>
-        </w:tc>
-        <w:tc>
-          <w:tcPr>
-            <w:tcW w:type="pct" w:w="2600"/>
-            <w:shd w:fill="FBFAF6" w:val="clear"/>
-            <w:tcMar>
-              <w:top w:type="dxa" w:w="50"/>
-              <w:left w:type="dxa" w:w="110"/>
-              <w:bottom w:type="dxa" w:w="50"/>
-              <w:right w:type="dxa" w:w="110"/>
-            </w:tcMar>
-          </w:tcPr>
-          <w:p>
-            <w:pPr>
-              <w:spacing w:before="28" w:after="28"/>
-            </w:pPr>
-            <w:r>
-              <w:rPr>
-                <w:sz w:val="15"/>
-                <w:szCs w:val="15"/>
-              </w:rPr>
-              <w:t xml:space="preserve">225,000 + 43,000 (20% of 215,000) = 268,000; − 45,000 = 223,000</w:t>
-            </w:r>
-          </w:p>
-        </w:tc>
-      </w:tr>
-    </w:tbl>
-    <w:p/>
-    <w:tbl>
-      <w:tblPr>
-        <w:tblW w:type="pct" w:w="100%"/>
-        <w:tblLayout w:type="fixed"/>
-        <w:tblBorders>
-          <w:top w:val="single" w:color="FBFAF6" w:sz="4"/>
-          <w:left w:val="single" w:color="FBFAF6" w:sz="4"/>
-          <w:bottom w:val="single" w:color="FBFAF6" w:sz="4"/>
-          <w:right w:val="single" w:color="FBFAF6" w:sz="4"/>
-          <w:insideH w:val="single" w:color="FBFAF6" w:sz="4"/>
-          <w:insideV w:val="single" w:color="FBFAF6" w:sz="4"/>
-        </w:tblBorders>
-      </w:tblPr>
-      <w:tblGrid>
-        <w:gridCol w:w="9600"/>
-      </w:tblGrid>
-      <w:tr>
-        <w:tc>
-          <w:tcPr>
-            <w:tcW w:type="pct" w:w="5000"/>
-            <w:shd w:fill="FBFAF6" w:val="clear"/>
-            <w:tcMar>
-              <w:top w:type="dxa" w:w="40"/>
-              <w:left w:type="dxa" w:w="100"/>
-              <w:bottom w:type="dxa" w:w="40"/>
-              <w:right w:type="dxa" w:w="100"/>
-            </w:tcMar>
-          </w:tcPr>
-          <w:p>
-            <w:pPr>
-              <w:spacing w:before="18" w:after="6"/>
-            </w:pPr>
-            <w:r>
-              <w:rPr>
-                <w:b/>
-                <w:bCs/>
-                <w:color w:val="6B7280"/>
-                <w:sz w:val="14"/>
-                <w:szCs w:val="14"/>
-              </w:rPr>
-              <w:t xml:space="preserve">word list</w:t>
-            </w:r>
-          </w:p>
-          <w:p>
-            <w:pPr>
-              <w:spacing w:before="0" w:after="18"/>
-            </w:pPr>
-            <w:r>
-              <w:rPr>
-                <w:b/>
-                <w:bCs/>
-                <w:color w:val="353A7C"/>
-                <w:sz w:val="16"/>
-                <w:szCs w:val="16"/>
-              </w:rPr>
-              <w:t xml:space="preserve">Uses outside capacity (Book 2, Chapter 17); check quality   ·   240,000 + 45,000 = 285,000; − 48,000 = 237,000</w:t>
-            </w:r>
-          </w:p>
-        </w:tc>
-      </w:tr>
-    </w:tbl>
-    <w:p/>
-    <w:p>
-      <w:pPr>
-        <w:pageBreakBefore w:val="true"/>
-        <w:spacing w:after="0"/>
-      </w:pPr>
-      <w:r>
-        <w:rPr>
-          <w:sz w:val="2"/>
-        </w:rPr>
-        <w:t xml:space="preserve"> </w:t>
-      </w:r>
-    </w:p>
     <w:p>
       <w:pPr>
         <w:spacing w:before="44" w:after="10"/>
@@ -10048,7 +9256,7 @@
                     </pic:cNvPicPr>
                   </pic:nvPicPr>
                   <pic:blipFill>
-                    <a:blip r:embed="rId104" cstate="none"/>
+                    <a:blip r:embed="rId107" cstate="none"/>
                     <a:srcRect/>
                     <a:stretch>
                       <a:fillRect/>
@@ -10126,6 +9334,142 @@
                 <w:szCs w:val="16"/>
               </w:rPr>
               <w:t xml:space="preserve">Ending-stock policy of 10%   ·   Capacity of the filling line   ·   Planned price of the jars   ·   Shelf life of tahini</w:t>
+            </w:r>
+          </w:p>
+        </w:tc>
+      </w:tr>
+    </w:tbl>
+    <w:p/>
+    <w:p>
+      <w:pPr>
+        <w:spacing w:before="44" w:after="10"/>
+      </w:pPr>
+      <w:r>
+        <w:rPr>
+          <w:b/>
+          <w:bCs/>
+          <w:color w:val="353A7C"/>
+          <w:sz w:val="18"/>
+          <w:szCs w:val="18"/>
+        </w:rPr>
+        <w:t xml:space="preserve">The English this section uses, and its Arabic</w:t>
+      </w:r>
+    </w:p>
+    <w:p>
+      <w:pPr>
+        <w:spacing w:before="0" w:after="12"/>
+      </w:pPr>
+      <w:r>
+        <w:rPr>
+          <w:color w:val="6B7280"/>
+          <w:sz w:val="15"/>
+          <w:szCs w:val="15"/>
+        </w:rPr>
+        <w:t xml:space="preserve">Each term sits against what it means.</w:t>
+      </w:r>
+    </w:p>
+    <w:p>
+      <w:pPr>
+        <w:spacing w:after="40" w:before="90"/>
+        <w:jc w:val="center"/>
+      </w:pPr>
+      <w:r>
+        <w:drawing>
+          <wp:inline distT="0" distB="0" distL="0" distR="0">
+            <wp:extent cx="5734050" cy="1931475"/>
+            <wp:effectExtent t="0" r="0" b="0" l="0"/>
+            <wp:docPr id="1" name="" descr="" title=""/>
+            <wp:cNvGraphicFramePr>
+              <a:graphicFrameLocks xmlns:a="http://schemas.openxmlformats.org/drawingml/2006/main" noChangeAspect="1"/>
+            </wp:cNvGraphicFramePr>
+            <a:graphic xmlns:a="http://schemas.openxmlformats.org/drawingml/2006/main">
+              <a:graphicData uri="http://schemas.openxmlformats.org/drawingml/2006/picture">
+                <pic:pic xmlns:pic="http://schemas.openxmlformats.org/drawingml/2006/picture">
+                  <pic:nvPicPr>
+                    <pic:cNvPr id="0" name="" descr=""/>
+                    <pic:cNvPicPr>
+                      <a:picLocks noChangeAspect="1" noChangeArrowheads="1"/>
+                    </pic:cNvPicPr>
+                  </pic:nvPicPr>
+                  <pic:blipFill>
+                    <a:blip r:embed="rId108" cstate="none"/>
+                    <a:srcRect/>
+                    <a:stretch>
+                      <a:fillRect/>
+                    </a:stretch>
+                  </pic:blipFill>
+                  <pic:spPr bwMode="auto">
+                    <a:xfrm>
+                      <a:off x="0" y="0"/>
+                      <a:ext cx="5734050" cy="1931475"/>
+                    </a:xfrm>
+                    <a:prstGeom prst="rect">
+                      <a:avLst/>
+                    </a:prstGeom>
+                  </pic:spPr>
+                </pic:pic>
+              </a:graphicData>
+            </a:graphic>
+          </wp:inline>
+        </w:drawing>
+      </w:r>
+    </w:p>
+    <w:tbl>
+      <w:tblPr>
+        <w:tblW w:type="pct" w:w="100%"/>
+        <w:tblLayout w:type="fixed"/>
+        <w:tblBorders>
+          <w:top w:val="single" w:color="FBFAF6" w:sz="4"/>
+          <w:left w:val="single" w:color="FBFAF6" w:sz="4"/>
+          <w:bottom w:val="single" w:color="FBFAF6" w:sz="4"/>
+          <w:right w:val="single" w:color="FBFAF6" w:sz="4"/>
+          <w:insideH w:val="single" w:color="FBFAF6" w:sz="4"/>
+          <w:insideV w:val="single" w:color="FBFAF6" w:sz="4"/>
+        </w:tblBorders>
+      </w:tblPr>
+      <w:tblGrid>
+        <w:gridCol w:w="9600"/>
+      </w:tblGrid>
+      <w:tr>
+        <w:tc>
+          <w:tcPr>
+            <w:tcW w:type="pct" w:w="5000"/>
+            <w:shd w:fill="FBFAF6" w:val="clear"/>
+            <w:tcMar>
+              <w:top w:type="dxa" w:w="40"/>
+              <w:left w:type="dxa" w:w="100"/>
+              <w:bottom w:type="dxa" w:w="40"/>
+              <w:right w:type="dxa" w:w="100"/>
+            </w:tcMar>
+          </w:tcPr>
+          <w:p>
+            <w:pPr>
+              <w:spacing w:before="18" w:after="6"/>
+            </w:pPr>
+            <w:r>
+              <w:rPr>
+                <w:b/>
+                <w:bCs/>
+                <w:color w:val="6B7280"/>
+                <w:sz w:val="14"/>
+                <w:szCs w:val="14"/>
+              </w:rPr>
+              <w:t xml:space="preserve">word list</w:t>
+            </w:r>
+          </w:p>
+          <w:p>
+            <w:pPr>
+              <w:spacing w:before="0" w:after="18"/>
+            </w:pPr>
+            <w:r>
+              <w:rPr>
+                <w:b/>
+                <w:bCs/>
+                <w:color w:val="353A7C"/>
+                <w:sz w:val="16"/>
+                <w:szCs w:val="16"/>
+              </w:rPr>
+              <w:t xml:space="preserve">inventory policy   ·   sales budget   ·   production budget</w:t>
             </w:r>
           </w:p>
         </w:tc>
@@ -10510,14 +9854,14 @@
                 <w:sz w:val="16"/>
                 <w:szCs w:val="16"/>
               </w:rPr>
-              <w:t xml:space="preserve">12  </w:t>
-            </w:r>
-            <w:r>
-              <w:rPr>
-                <w:sz w:val="16"/>
-                <w:szCs w:val="16"/>
-              </w:rPr>
-              <w:t xml:space="preserve">contribution</w:t>
+              <w:t xml:space="preserve">14  </w:t>
+            </w:r>
+            <w:r>
+              <w:rPr>
+                <w:sz w:val="16"/>
+                <w:szCs w:val="16"/>
+              </w:rPr>
+              <w:t xml:space="preserve">revenue</w:t>
             </w:r>
           </w:p>
         </w:tc>
@@ -10578,14 +9922,14 @@
                 <w:sz w:val="16"/>
                 <w:szCs w:val="16"/>
               </w:rPr>
-              <w:t xml:space="preserve">13  </w:t>
-            </w:r>
-            <w:r>
-              <w:rPr>
-                <w:sz w:val="16"/>
-                <w:szCs w:val="16"/>
-              </w:rPr>
-              <w:t xml:space="preserve">beginning</w:t>
+              <w:t xml:space="preserve">15  </w:t>
+            </w:r>
+            <w:r>
+              <w:rPr>
+                <w:sz w:val="16"/>
+                <w:szCs w:val="16"/>
+              </w:rPr>
+              <w:t xml:space="preserve">inventory</w:t>
             </w:r>
           </w:p>
         </w:tc>
@@ -10646,14 +9990,14 @@
                 <w:sz w:val="16"/>
                 <w:szCs w:val="16"/>
               </w:rPr>
-              <w:t xml:space="preserve">14  </w:t>
-            </w:r>
-            <w:r>
-              <w:rPr>
-                <w:sz w:val="16"/>
-                <w:szCs w:val="16"/>
-              </w:rPr>
-              <w:t xml:space="preserve">revenue</w:t>
+              <w:t xml:space="preserve">16  </w:t>
+            </w:r>
+            <w:r>
+              <w:rPr>
+                <w:sz w:val="16"/>
+                <w:szCs w:val="16"/>
+              </w:rPr>
+              <w:t xml:space="preserve">beginning</w:t>
             </w:r>
           </w:p>
         </w:tc>
@@ -10714,14 +10058,14 @@
                 <w:sz w:val="16"/>
                 <w:szCs w:val="16"/>
               </w:rPr>
-              <w:t xml:space="preserve">15  </w:t>
-            </w:r>
-            <w:r>
-              <w:rPr>
-                <w:sz w:val="16"/>
-                <w:szCs w:val="16"/>
-              </w:rPr>
-              <w:t xml:space="preserve">inventory</w:t>
+              <w:t xml:space="preserve">17  </w:t>
+            </w:r>
+            <w:r>
+              <w:rPr>
+                <w:sz w:val="16"/>
+                <w:szCs w:val="16"/>
+              </w:rPr>
+              <w:t xml:space="preserve">capacity</w:t>
             </w:r>
           </w:p>
         </w:tc>
@@ -10782,14 +10126,14 @@
                 <w:sz w:val="16"/>
                 <w:szCs w:val="16"/>
               </w:rPr>
-              <w:t xml:space="preserve">16  </w:t>
-            </w:r>
-            <w:r>
-              <w:rPr>
-                <w:sz w:val="16"/>
-                <w:szCs w:val="16"/>
-              </w:rPr>
-              <w:t xml:space="preserve">beginning</w:t>
+              <w:t xml:space="preserve">18  </w:t>
+            </w:r>
+            <w:r>
+              <w:rPr>
+                <w:sz w:val="16"/>
+                <w:szCs w:val="16"/>
+              </w:rPr>
+              <w:t xml:space="preserve">Q1 2028</w:t>
             </w:r>
           </w:p>
         </w:tc>
@@ -10850,14 +10194,14 @@
                 <w:sz w:val="16"/>
                 <w:szCs w:val="16"/>
               </w:rPr>
-              <w:t xml:space="preserve">17  </w:t>
-            </w:r>
-            <w:r>
-              <w:rPr>
-                <w:sz w:val="16"/>
-                <w:szCs w:val="16"/>
-              </w:rPr>
-              <w:t xml:space="preserve">capacity</w:t>
+              <w:t xml:space="preserve">19  </w:t>
+            </w:r>
+            <w:r>
+              <w:rPr>
+                <w:sz w:val="16"/>
+                <w:szCs w:val="16"/>
+              </w:rPr>
+              <w:t xml:space="preserve">Q1 2029</w:t>
             </w:r>
           </w:p>
         </w:tc>
@@ -10918,14 +10262,14 @@
                 <w:sz w:val="16"/>
                 <w:szCs w:val="16"/>
               </w:rPr>
-              <w:t xml:space="preserve">18  </w:t>
-            </w:r>
-            <w:r>
-              <w:rPr>
-                <w:sz w:val="16"/>
-                <w:szCs w:val="16"/>
-              </w:rPr>
-              <w:t xml:space="preserve">Price per jar</w:t>
+              <w:t xml:space="preserve">20  </w:t>
+            </w:r>
+            <w:r>
+              <w:rPr>
+                <w:sz w:val="16"/>
+                <w:szCs w:val="16"/>
+              </w:rPr>
+              <w:t xml:space="preserve">240,000 + 45,000 = 285,000; − 48,000 = 237,000</w:t>
             </w:r>
           </w:p>
         </w:tc>
@@ -10986,14 +10330,14 @@
                 <w:sz w:val="16"/>
                 <w:szCs w:val="16"/>
               </w:rPr>
-              <w:t xml:space="preserve">19  </w:t>
-            </w:r>
-            <w:r>
-              <w:rPr>
-                <w:sz w:val="16"/>
-                <w:szCs w:val="16"/>
-              </w:rPr>
-              <w:t xml:space="preserve">240,000 + 45,000 = 285,000; − 48,000 = 237,000</w:t>
+              <w:t xml:space="preserve">21  </w:t>
+            </w:r>
+            <w:r>
+              <w:rPr>
+                <w:sz w:val="16"/>
+                <w:szCs w:val="16"/>
+              </w:rPr>
+              <w:t xml:space="preserve">Planned price of the jars</w:t>
             </w:r>
           </w:p>
         </w:tc>
@@ -11054,14 +10398,14 @@
                 <w:sz w:val="16"/>
                 <w:szCs w:val="16"/>
               </w:rPr>
-              <w:t xml:space="preserve">20  </w:t>
-            </w:r>
-            <w:r>
-              <w:rPr>
-                <w:sz w:val="16"/>
-                <w:szCs w:val="16"/>
-              </w:rPr>
-              <w:t xml:space="preserve">Planned price of the jars</w:t>
+              <w:t xml:space="preserve">22  </w:t>
+            </w:r>
+            <w:r>
+              <w:rPr>
+                <w:sz w:val="16"/>
+                <w:szCs w:val="16"/>
+              </w:rPr>
+              <w:t xml:space="preserve">Ending-stock policy of 10%</w:t>
             </w:r>
           </w:p>
         </w:tc>
@@ -11122,14 +10466,14 @@
                 <w:sz w:val="16"/>
                 <w:szCs w:val="16"/>
               </w:rPr>
-              <w:t xml:space="preserve">21  </w:t>
-            </w:r>
-            <w:r>
-              <w:rPr>
-                <w:sz w:val="16"/>
-                <w:szCs w:val="16"/>
-              </w:rPr>
-              <w:t xml:space="preserve">Ending-stock policy of 10%</w:t>
+              <w:t xml:space="preserve">23  </w:t>
+            </w:r>
+            <w:r>
+              <w:rPr>
+                <w:sz w:val="16"/>
+                <w:szCs w:val="16"/>
+              </w:rPr>
+              <w:t xml:space="preserve">Capacity of the filling line</w:t>
             </w:r>
           </w:p>
         </w:tc>
@@ -11190,14 +10534,140 @@
                 <w:sz w:val="16"/>
                 <w:szCs w:val="16"/>
               </w:rPr>
-              <w:t xml:space="preserve">22  </w:t>
-            </w:r>
-            <w:r>
-              <w:rPr>
-                <w:sz w:val="16"/>
-                <w:szCs w:val="16"/>
-              </w:rPr>
-              <w:t xml:space="preserve">Capacity of the filling line</w:t>
+              <w:t xml:space="preserve">24  </w:t>
+            </w:r>
+            <w:r>
+              <w:rPr>
+                <w:sz w:val="16"/>
+                <w:szCs w:val="16"/>
+              </w:rPr>
+              <w:t xml:space="preserve">production budget</w:t>
+            </w:r>
+          </w:p>
+        </w:tc>
+      </w:tr>
+      <w:tr>
+        <w:tc>
+          <w:tcPr>
+            <w:tcW w:type="pct" w:w="2500"/>
+            <w:tcMar>
+              <w:top w:type="dxa" w:w="20"/>
+              <w:left w:type="dxa" w:w="80"/>
+              <w:bottom w:type="dxa" w:w="20"/>
+              <w:right w:type="dxa" w:w="80"/>
+            </w:tcMar>
+          </w:tcPr>
+          <w:p>
+            <w:pPr>
+              <w:spacing w:before="12" w:after="12"/>
+            </w:pPr>
+            <w:r>
+              <w:rPr>
+                <w:b/>
+                <w:bCs/>
+                <w:color w:val="8186EF"/>
+                <w:sz w:val="16"/>
+                <w:szCs w:val="16"/>
+              </w:rPr>
+              <w:t xml:space="preserve">12  </w:t>
+            </w:r>
+            <w:r>
+              <w:rPr>
+                <w:sz w:val="16"/>
+                <w:szCs w:val="16"/>
+              </w:rPr>
+              <w:t xml:space="preserve">contribution</w:t>
+            </w:r>
+          </w:p>
+        </w:tc>
+        <w:tc>
+          <w:tcPr>
+            <w:tcW w:type="pct" w:w="2500"/>
+            <w:tcMar>
+              <w:top w:type="dxa" w:w="20"/>
+              <w:left w:type="dxa" w:w="80"/>
+              <w:bottom w:type="dxa" w:w="20"/>
+              <w:right w:type="dxa" w:w="80"/>
+            </w:tcMar>
+          </w:tcPr>
+          <w:p>
+            <w:pPr>
+              <w:spacing w:before="12" w:after="12"/>
+            </w:pPr>
+            <w:r>
+              <w:rPr>
+                <w:b/>
+                <w:bCs/>
+                <w:color w:val="8186EF"/>
+                <w:sz w:val="16"/>
+                <w:szCs w:val="16"/>
+              </w:rPr>
+              <w:t xml:space="preserve">25  </w:t>
+            </w:r>
+            <w:r>
+              <w:rPr>
+                <w:sz w:val="16"/>
+                <w:szCs w:val="16"/>
+              </w:rPr>
+              <w:t xml:space="preserve">inventory policy</w:t>
+            </w:r>
+          </w:p>
+        </w:tc>
+      </w:tr>
+      <w:tr>
+        <w:tc>
+          <w:tcPr>
+            <w:tcW w:type="pct" w:w="2500"/>
+            <w:tcMar>
+              <w:top w:type="dxa" w:w="20"/>
+              <w:left w:type="dxa" w:w="80"/>
+              <w:bottom w:type="dxa" w:w="20"/>
+              <w:right w:type="dxa" w:w="80"/>
+            </w:tcMar>
+          </w:tcPr>
+          <w:p>
+            <w:pPr>
+              <w:spacing w:before="12" w:after="12"/>
+            </w:pPr>
+            <w:r>
+              <w:rPr>
+                <w:b/>
+                <w:bCs/>
+                <w:color w:val="8186EF"/>
+                <w:sz w:val="16"/>
+                <w:szCs w:val="16"/>
+              </w:rPr>
+              <w:t xml:space="preserve">13  </w:t>
+            </w:r>
+            <w:r>
+              <w:rPr>
+                <w:sz w:val="16"/>
+                <w:szCs w:val="16"/>
+              </w:rPr>
+              <w:t xml:space="preserve">beginning</w:t>
+            </w:r>
+          </w:p>
+        </w:tc>
+        <w:tc>
+          <w:tcPr>
+            <w:tcW w:type="pct" w:w="2500"/>
+            <w:tcMar>
+              <w:top w:type="dxa" w:w="20"/>
+              <w:left w:type="dxa" w:w="80"/>
+              <w:bottom w:type="dxa" w:w="20"/>
+              <w:right w:type="dxa" w:w="80"/>
+            </w:tcMar>
+          </w:tcPr>
+          <w:p>
+            <w:pPr>
+              <w:spacing w:before="24" w:after="24"/>
+            </w:pPr>
+            <w:r>
+              <w:rPr>
+                <w:sz w:val="16"/>
+                <w:szCs w:val="16"/>
+              </w:rPr>
+              <w:t xml:space="preserve"/>
             </w:r>
           </w:p>
         </w:tc>
@@ -11893,7 +11363,7 @@
               <w:sz w:val="16"/>
               <w:szCs w:val="16"/>
             </w:rPr>
-            <w:t xml:space="preserve"> of 1</w:t>
+            <w:t xml:space="preserve"> of 2</w:t>
           </w:r>
         </w:p>
       </w:tc>

--- a/CMA_Summaries_B3_Ch06.docx
+++ b/CMA_Summaries_B3_Ch06.docx
@@ -1289,7 +1289,7 @@
           <w:sz w:val="19"/>
           <w:szCs w:val="19"/>
         </w:rPr>
-        <w:t xml:space="preserve">The sales </w:t>
+        <w:t xml:space="preserve">The sales forecast is an </w:t>
       </w:r>
       <w:r>
         <w:rPr>
@@ -1321,14 +1321,14 @@
           <w:sz w:val="19"/>
           <w:szCs w:val="19"/>
         </w:rPr>
-        <w:t xml:space="preserve"> is an estimate of what the company could sell. </w:t>
-      </w:r>
-      <w:r>
-        <w:rPr>
-          <w:sz w:val="19"/>
-          <w:szCs w:val="19"/>
-        </w:rPr>
-        <w:t xml:space="preserve">It becomes the sales budget only after </w:t>
+        <w:t xml:space="preserve"> of what the company could sell. </w:t>
+      </w:r>
+      <w:r>
+        <w:rPr>
+          <w:sz w:val="19"/>
+          <w:szCs w:val="19"/>
+        </w:rPr>
+        <w:t xml:space="preserve">It </w:t>
       </w:r>
       <w:r>
         <w:rPr>
@@ -1346,7 +1346,7 @@
           <w:sz w:val="19"/>
           <w:szCs w:val="19"/>
         </w:rPr>
-        <w:t xml:space="preserve">            </w:t>
+        <w:t xml:space="preserve">           </w:t>
       </w:r>
       <w:r>
         <w:rPr>
@@ -1360,7 +1360,7 @@
           <w:sz w:val="19"/>
           <w:szCs w:val="19"/>
         </w:rPr>
-        <w:t xml:space="preserve"> decides on prices, promotions and targets. </w:t>
+        <w:t xml:space="preserve"> the sales budget only after management decides on prices, promotions and targets. </w:t>
       </w:r>
     </w:p>
     <w:tbl>
@@ -1418,7 +1418,7 @@
                 <w:sz w:val="16"/>
                 <w:szCs w:val="16"/>
               </w:rPr>
-              <w:t xml:space="preserve">decisions   ·   forecast   ·   management</w:t>
+              <w:t xml:space="preserve">combines   ·   estimate   ·   becomes</w:t>
             </w:r>
           </w:p>
         </w:tc>
@@ -2128,7 +2128,7 @@
           <w:sz w:val="19"/>
           <w:szCs w:val="19"/>
         </w:rPr>
-        <w:t xml:space="preserve">The </w:t>
+        <w:t xml:space="preserve">The forecast says what could happen; the budget says what management plans and </w:t>
       </w:r>
       <w:r>
         <w:rPr>
@@ -2160,7 +2160,7 @@
           <w:sz w:val="19"/>
           <w:szCs w:val="19"/>
         </w:rPr>
-        <w:t xml:space="preserve"> says what could happen; the budget says what management plans and commits to. </w:t>
+        <w:t xml:space="preserve"> to. </w:t>
       </w:r>
       <w:r>
         <w:rPr>
@@ -2257,7 +2257,7 @@
                 <w:sz w:val="16"/>
                 <w:szCs w:val="16"/>
               </w:rPr>
-              <w:t xml:space="preserve">management's   ·   forecast   ·   industry</w:t>
+              <w:t xml:space="preserve">management's   ·   commits   ·   industry</w:t>
             </w:r>
           </w:p>
         </w:tc>
@@ -2662,7 +2662,7 @@
                 <w:sz w:val="16"/>
                 <w:szCs w:val="16"/>
               </w:rPr>
-              <w:t xml:space="preserve">forecast</w:t>
+              <w:t xml:space="preserve">estimate</w:t>
             </w:r>
           </w:p>
         </w:tc>
@@ -2730,7 +2730,7 @@
                 <w:sz w:val="16"/>
                 <w:szCs w:val="16"/>
               </w:rPr>
-              <w:t xml:space="preserve">management</w:t>
+              <w:t xml:space="preserve">becomes</w:t>
             </w:r>
           </w:p>
         </w:tc>
@@ -2831,7 +2831,7 @@
                 <w:sz w:val="16"/>
                 <w:szCs w:val="16"/>
               </w:rPr>
-              <w:t xml:space="preserve">forecast</w:t>
+              <w:t xml:space="preserve">commits</w:t>
             </w:r>
           </w:p>
         </w:tc>
@@ -4193,7 +4193,7 @@
           <w:sz w:val="19"/>
           <w:szCs w:val="19"/>
         </w:rPr>
-        <w:t xml:space="preserve">Production does not simply equal sales, </w:t>
+        <w:t xml:space="preserve">Production does not </w:t>
       </w:r>
       <w:r>
         <w:rPr>
@@ -4225,7 +4225,7 @@
           <w:sz w:val="19"/>
           <w:szCs w:val="19"/>
         </w:rPr>
-        <w:t xml:space="preserve"> the company holds </w:t>
+        <w:t xml:space="preserve"> equal sales, </w:t>
       </w:r>
       <w:r>
         <w:rPr>
@@ -4257,14 +4257,7 @@
           <w:sz w:val="19"/>
           <w:szCs w:val="19"/>
         </w:rPr>
-        <w:t xml:space="preserve"> goods. </w:t>
-      </w:r>
-      <w:r>
-        <w:rPr>
-          <w:sz w:val="19"/>
-          <w:szCs w:val="19"/>
-        </w:rPr>
-        <w:t xml:space="preserve">The production budget adds the stock </w:t>
+        <w:t xml:space="preserve"> the company holds </w:t>
       </w:r>
       <w:r>
         <w:rPr>
@@ -4296,7 +4289,14 @@
           <w:sz w:val="19"/>
           <w:szCs w:val="19"/>
         </w:rPr>
-        <w:t xml:space="preserve"> at the end of the period and </w:t>
+        <w:t xml:space="preserve"> goods. </w:t>
+      </w:r>
+      <w:r>
+        <w:rPr>
+          <w:sz w:val="19"/>
+          <w:szCs w:val="19"/>
+        </w:rPr>
+        <w:t xml:space="preserve">The production budget adds the stock </w:t>
       </w:r>
       <w:r>
         <w:rPr>
@@ -4328,14 +4328,7 @@
           <w:sz w:val="19"/>
           <w:szCs w:val="19"/>
         </w:rPr>
-        <w:t xml:space="preserve"> the stock already on hand at the start. </w:t>
-      </w:r>
-      <w:r>
-        <w:rPr>
-          <w:sz w:val="19"/>
-          <w:szCs w:val="19"/>
-        </w:rPr>
-        <w:t xml:space="preserve">The </w:t>
+        <w:t xml:space="preserve"> at the end of the period and </w:t>
       </w:r>
       <w:r>
         <w:rPr>
@@ -4367,7 +4360,21 @@
           <w:sz w:val="19"/>
           <w:szCs w:val="19"/>
         </w:rPr>
-        <w:t xml:space="preserve"> stock comes from the </w:t>
+        <w:t xml:space="preserve"> the stock already on hand at the start. </w:t>
+      </w:r>
+      <w:r>
+        <w:rPr>
+          <w:sz w:val="19"/>
+          <w:szCs w:val="19"/>
+        </w:rPr>
+        <w:t xml:space="preserve">The ending stock comes from the inventory policy. </w:t>
+      </w:r>
+      <w:r>
+        <w:rPr>
+          <w:sz w:val="19"/>
+          <w:szCs w:val="19"/>
+        </w:rPr>
+        <w:t xml:space="preserve">Beverages keeps 20% of next quarter's sales in stock, so that it can meet </w:t>
       </w:r>
       <w:r>
         <w:rPr>
@@ -4399,14 +4406,7 @@
           <w:sz w:val="19"/>
           <w:szCs w:val="19"/>
         </w:rPr>
-        <w:t xml:space="preserve"> policy. </w:t>
-      </w:r>
-      <w:r>
-        <w:rPr>
-          <w:sz w:val="19"/>
-          <w:szCs w:val="19"/>
-        </w:rPr>
-        <w:t xml:space="preserve"/>
+        <w:t xml:space="preserve"> while the next batch is </w:t>
       </w:r>
       <w:r>
         <w:rPr>
@@ -4438,7 +4438,14 @@
           <w:sz w:val="19"/>
           <w:szCs w:val="19"/>
         </w:rPr>
-        <w:t xml:space="preserve"> keeps 20% of next </w:t>
+        <w:t xml:space="preserve">. </w:t>
+      </w:r>
+      <w:r>
+        <w:rPr>
+          <w:sz w:val="19"/>
+          <w:szCs w:val="19"/>
+        </w:rPr>
+        <w:t xml:space="preserve">Other </w:t>
       </w:r>
       <w:r>
         <w:rPr>
@@ -4470,14 +4477,7 @@
           <w:sz w:val="19"/>
           <w:szCs w:val="19"/>
         </w:rPr>
-        <w:t xml:space="preserve"> sales in stock, so that it can meet orders while the next batch is filled. </w:t>
-      </w:r>
-      <w:r>
-        <w:rPr>
-          <w:sz w:val="19"/>
-          <w:szCs w:val="19"/>
-        </w:rPr>
-        <w:t xml:space="preserve">Other factors also shape the production budget: plant capacity, storage space, the shelf life of juice and the wish to keep the workforce stable. </w:t>
+        <w:t xml:space="preserve"> also shape the production budget: plant capacity, storage space, the shelf life of juice and the wish to keep the workforce stable. </w:t>
       </w:r>
     </w:p>
     <w:tbl>
@@ -4535,7 +4535,7 @@
                 <w:sz w:val="16"/>
                 <w:szCs w:val="16"/>
               </w:rPr>
-              <w:t xml:space="preserve">inventory   ·   workforce   ·   because   ·   wanted   ·   subtracts   ·   quarter's   ·   Beverages   ·   finished   ·   ending</w:t>
+              <w:t xml:space="preserve">orders   ·   Beverages   ·   simply   ·   finished   ·   wanted   ·   factors   ·   filled   ·   because   ·   subtracts</w:t>
             </w:r>
           </w:p>
         </w:tc>
@@ -5266,7 +5266,7 @@
                 <w:sz w:val="16"/>
                 <w:szCs w:val="16"/>
               </w:rPr>
-              <w:t xml:space="preserve">because</w:t>
+              <w:t xml:space="preserve">simply</w:t>
             </w:r>
           </w:p>
         </w:tc>
@@ -5299,7 +5299,7 @@
                 <w:sz w:val="16"/>
                 <w:szCs w:val="16"/>
               </w:rPr>
-              <w:t xml:space="preserve">Beverages</w:t>
+              <w:t xml:space="preserve">filled</w:t>
             </w:r>
           </w:p>
         </w:tc>
@@ -5334,7 +5334,7 @@
                 <w:sz w:val="16"/>
                 <w:szCs w:val="16"/>
               </w:rPr>
-              <w:t xml:space="preserve">finished</w:t>
+              <w:t xml:space="preserve">because</w:t>
             </w:r>
           </w:p>
         </w:tc>
@@ -5367,7 +5367,7 @@
                 <w:sz w:val="16"/>
                 <w:szCs w:val="16"/>
               </w:rPr>
-              <w:t xml:space="preserve">quarter's</w:t>
+              <w:t xml:space="preserve">factors</w:t>
             </w:r>
           </w:p>
         </w:tc>
@@ -5402,7 +5402,7 @@
                 <w:sz w:val="16"/>
                 <w:szCs w:val="16"/>
               </w:rPr>
-              <w:t xml:space="preserve">wanted</w:t>
+              <w:t xml:space="preserve">finished</w:t>
             </w:r>
           </w:p>
         </w:tc>
@@ -5470,7 +5470,7 @@
                 <w:sz w:val="16"/>
                 <w:szCs w:val="16"/>
               </w:rPr>
-              <w:t xml:space="preserve">subtracts</w:t>
+              <w:t xml:space="preserve">wanted</w:t>
             </w:r>
           </w:p>
         </w:tc>
@@ -5538,7 +5538,7 @@
                 <w:sz w:val="16"/>
                 <w:szCs w:val="16"/>
               </w:rPr>
-              <w:t xml:space="preserve">ending</w:t>
+              <w:t xml:space="preserve">subtracts</w:t>
             </w:r>
           </w:p>
         </w:tc>
@@ -5606,7 +5606,7 @@
                 <w:sz w:val="16"/>
                 <w:szCs w:val="16"/>
               </w:rPr>
-              <w:t xml:space="preserve">inventory</w:t>
+              <w:t xml:space="preserve">orders</w:t>
             </w:r>
           </w:p>
         </w:tc>
@@ -5839,7 +5839,7 @@
           <w:sz w:val="19"/>
           <w:szCs w:val="19"/>
         </w:rPr>
-        <w:t xml:space="preserve">Sales 210,000 + ending stock 45,000 (20% of 225,000) = 255,000 needed; − </w:t>
+        <w:t xml:space="preserve">Sales 210,000 + ending stock 45,000 (20% of 225,000) = 255,000 </w:t>
       </w:r>
       <w:r>
         <w:rPr>
@@ -5871,7 +5871,7 @@
           <w:sz w:val="19"/>
           <w:szCs w:val="19"/>
         </w:rPr>
-        <w:t xml:space="preserve"> stock 42,000 = 213,000 cases to </w:t>
+        <w:t xml:space="preserve">; − beginning stock 42,000 = 213,000 cases to </w:t>
       </w:r>
       <w:r>
         <w:rPr>
@@ -5961,7 +5961,7 @@
                 <w:sz w:val="16"/>
                 <w:szCs w:val="16"/>
               </w:rPr>
-              <w:t xml:space="preserve">produce   ·   beginning   ·   quarter</w:t>
+              <w:t xml:space="preserve">produce   ·   needed   ·   expected</w:t>
             </w:r>
           </w:p>
         </w:tc>
@@ -6004,7 +6004,7 @@
       <w:r>
         <w:drawing>
           <wp:inline distT="0" distB="0" distL="0" distR="0">
-            <wp:extent cx="5734050" cy="1946550"/>
+            <wp:extent cx="5734050" cy="2519975"/>
             <wp:effectExtent t="0" r="0" b="0" l="0"/>
             <wp:docPr id="1" name="" descr="" title=""/>
             <wp:cNvGraphicFramePr>
@@ -6029,7 +6029,7 @@
                   <pic:spPr bwMode="auto">
                     <a:xfrm>
                       <a:off x="0" y="0"/>
-                      <a:ext cx="5734050" cy="1946550"/>
+                      <a:ext cx="5734050" cy="2519975"/>
                     </a:xfrm>
                     <a:prstGeom prst="rect">
                       <a:avLst/>
@@ -6230,7 +6230,14 @@
           <w:sz w:val="19"/>
           <w:szCs w:val="19"/>
         </w:rPr>
-        <w:t xml:space="preserve">Over the year, </w:t>
+        <w:t xml:space="preserve">Over the year, production of 901,000 cases is 900,000 cases of sales plus the rise in stock from 42,000 to 43,000. </w:t>
+      </w:r>
+      <w:r>
+        <w:rPr>
+          <w:sz w:val="19"/>
+          <w:szCs w:val="19"/>
+        </w:rPr>
+        <w:t xml:space="preserve">The </w:t>
       </w:r>
       <w:r>
         <w:rPr>
@@ -6248,7 +6255,7 @@
           <w:sz w:val="19"/>
           <w:szCs w:val="19"/>
         </w:rPr>
-        <w:t xml:space="preserve">            </w:t>
+        <w:t xml:space="preserve">           </w:t>
       </w:r>
       <w:r>
         <w:rPr>
@@ -6262,14 +6269,7 @@
           <w:sz w:val="19"/>
           <w:szCs w:val="19"/>
         </w:rPr>
-        <w:t xml:space="preserve"> of 901,000 cases is 900,000 cases of sales plus the rise in stock from 42,000 to 43,000. </w:t>
-      </w:r>
-      <w:r>
-        <w:rPr>
-          <w:sz w:val="19"/>
-          <w:szCs w:val="19"/>
-        </w:rPr>
-        <w:t xml:space="preserve">The budget must also be </w:t>
+        <w:t xml:space="preserve"> must also be </w:t>
       </w:r>
       <w:r>
         <w:rPr>
@@ -6359,7 +6359,7 @@
                 <w:sz w:val="16"/>
                 <w:szCs w:val="16"/>
               </w:rPr>
-              <w:t xml:space="preserve">feasible   ·   expected   ·   beginning   ·   production</w:t>
+              <w:t xml:space="preserve">feasible   ·   expected   ·   beginning   ·   budget</w:t>
             </w:r>
           </w:p>
         </w:tc>
@@ -6485,7 +6485,7 @@
           <w:sz w:val="19"/>
           <w:szCs w:val="19"/>
         </w:rPr>
-        <w:t xml:space="preserve">Reversing the signs, or setting ending stock from this quarter's sales instead of next quarter's, gives the wrong </w:t>
+        <w:t xml:space="preserve"/>
       </w:r>
       <w:r>
         <w:rPr>
@@ -6503,7 +6503,7 @@
           <w:sz w:val="19"/>
           <w:szCs w:val="19"/>
         </w:rPr>
-        <w:t xml:space="preserve">            </w:t>
+        <w:t xml:space="preserve">           </w:t>
       </w:r>
       <w:r>
         <w:rPr>
@@ -6517,7 +6517,7 @@
           <w:sz w:val="19"/>
           <w:szCs w:val="19"/>
         </w:rPr>
-        <w:t xml:space="preserve"> figure. </w:t>
+        <w:t xml:space="preserve"> the signs, or setting ending stock from this quarter's sales instead of next quarter's, gives the wrong production figure. </w:t>
       </w:r>
     </w:p>
     <w:tbl>
@@ -6575,7 +6575,7 @@
                 <w:sz w:val="16"/>
                 <w:szCs w:val="16"/>
               </w:rPr>
-              <w:t xml:space="preserve">subtracted   ·   expected   ·   production</w:t>
+              <w:t xml:space="preserve">subtracted   ·   feasible   ·   Reversing</w:t>
             </w:r>
           </w:p>
         </w:tc>
@@ -6679,7 +6679,7 @@
                 <w:sz w:val="16"/>
                 <w:szCs w:val="16"/>
               </w:rPr>
-              <w:t xml:space="preserve">beginning</w:t>
+              <w:t xml:space="preserve">needed</w:t>
             </w:r>
           </w:p>
         </w:tc>
@@ -6712,7 +6712,7 @@
                 <w:sz w:val="16"/>
                 <w:szCs w:val="16"/>
               </w:rPr>
-              <w:t xml:space="preserve">production</w:t>
+              <w:t xml:space="preserve">budget</w:t>
             </w:r>
           </w:p>
         </w:tc>
@@ -6916,7 +6916,7 @@
                 <w:sz w:val="16"/>
                 <w:szCs w:val="16"/>
               </w:rPr>
-              <w:t xml:space="preserve">production</w:t>
+              <w:t xml:space="preserve">Reversing</w:t>
             </w:r>
           </w:p>
         </w:tc>
@@ -7256,7 +7256,7 @@
           <w:sz w:val="19"/>
           <w:szCs w:val="19"/>
         </w:rPr>
-        <w:t xml:space="preserve"> the production </w:t>
+        <w:t xml:space="preserve"> the production budget can </w:t>
       </w:r>
       <w:r>
         <w:rPr>
@@ -7288,7 +7288,7 @@
           <w:sz w:val="19"/>
           <w:szCs w:val="19"/>
         </w:rPr>
-        <w:t xml:space="preserve"> can absorb the order. </w:t>
+        <w:t xml:space="preserve"> the order. </w:t>
       </w:r>
       <w:r>
         <w:rPr>
@@ -7385,7 +7385,7 @@
                 <w:sz w:val="16"/>
                 <w:szCs w:val="16"/>
               </w:rPr>
-              <w:t xml:space="preserve">February   ·   whether   ·   already   ·   budget   ·   second-quarter</w:t>
+              <w:t xml:space="preserve">February   ·   whether   ·   third-quarter   ·   absorb   ·   second-quarter</w:t>
             </w:r>
           </w:p>
         </w:tc>
@@ -7428,7 +7428,7 @@
       <w:r>
         <w:drawing>
           <wp:inline distT="0" distB="0" distL="0" distR="0">
-            <wp:extent cx="5734050" cy="1946550"/>
+            <wp:extent cx="5734050" cy="2716125"/>
             <wp:effectExtent t="0" r="0" b="0" l="0"/>
             <wp:docPr id="1" name="" descr="" title=""/>
             <wp:cNvGraphicFramePr>
@@ -7453,7 +7453,7 @@
                   <pic:spPr bwMode="auto">
                     <a:xfrm>
                       <a:off x="0" y="0"/>
-                      <a:ext cx="5734050" cy="1946550"/>
+                      <a:ext cx="5734050" cy="2716125"/>
                     </a:xfrm>
                     <a:prstGeom prst="rect">
                       <a:avLst/>
@@ -7890,39 +7890,7 @@
                 <w:sz w:val="15"/>
                 <w:szCs w:val="15"/>
               </w:rPr>
-              <w:t xml:space="preserve">Not </w:t>
-            </w:r>
-            <w:r>
-              <w:rPr>
-                <w:b/>
-                <w:bCs/>
-                <w:color w:val="8186EF"/>
-                <w:sz w:val="14"/>
-                <w:szCs w:val="14"/>
-              </w:rPr>
-              <w:t xml:space="preserve"> (9) </w:t>
-            </w:r>
-            <w:r>
-              <w:rPr>
-                <w:u w:val="single"/>
-                <w:sz w:val="15"/>
-                <w:szCs w:val="15"/>
-              </w:rPr>
-              <w:t xml:space="preserve">              </w:t>
-            </w:r>
-            <w:r>
-              <w:rPr>
-                <w:sz w:val="15"/>
-                <w:szCs w:val="15"/>
-              </w:rPr>
-              <w:t xml:space="preserve"> </w:t>
-            </w:r>
-            <w:r>
-              <w:rPr>
-                <w:sz w:val="15"/>
-                <w:szCs w:val="15"/>
-              </w:rPr>
-              <w:t xml:space="preserve">: the store would already hold 50,000 cases, its limit</w:t>
+              <w:t xml:space="preserve">Not possible: the store would already hold 50,000 cases, its limit</w:t>
             </w:r>
           </w:p>
         </w:tc>
@@ -7975,7 +7943,7 @@
                 <w:sz w:val="14"/>
                 <w:szCs w:val="14"/>
               </w:rPr>
-              <w:t xml:space="preserve">(10)</w:t>
+              <w:t xml:space="preserve">(9)</w:t>
             </w:r>
           </w:p>
         </w:tc>
@@ -8135,7 +8103,7 @@
                 <w:sz w:val="16"/>
                 <w:szCs w:val="16"/>
               </w:rPr>
-              <w:t xml:space="preserve">Adds capacity; costs more per case   ·   possible   ·   Production budget</w:t>
+              <w:t xml:space="preserve">Growth of the Gulf tahini market   ·   Adds capacity; costs more per case</w:t>
             </w:r>
           </w:p>
         </w:tc>
@@ -8174,7 +8142,7 @@
           <w:sz w:val="16"/>
           <w:szCs w:val="16"/>
         </w:rPr>
-        <w:t xml:space="preserve">      gaps 11–12</w:t>
+        <w:t xml:space="preserve">      gaps 10–11</w:t>
       </w:r>
     </w:p>
     <w:p>
@@ -8197,7 +8165,7 @@
           <w:sz w:val="15"/>
           <w:szCs w:val="15"/>
         </w:rPr>
-        <w:t xml:space="preserve"> (11) </w:t>
+        <w:t xml:space="preserve"> (10) </w:t>
       </w:r>
       <w:r>
         <w:rPr>
@@ -8229,7 +8197,7 @@
           <w:sz w:val="15"/>
           <w:szCs w:val="15"/>
         </w:rPr>
-        <w:t xml:space="preserve"> (12) </w:t>
+        <w:t xml:space="preserve"> (11) </w:t>
       </w:r>
       <w:r>
         <w:rPr>
@@ -8383,7 +8351,7 @@
           <w:sz w:val="16"/>
           <w:szCs w:val="16"/>
         </w:rPr>
-        <w:t xml:space="preserve">      gaps 13–14</w:t>
+        <w:t xml:space="preserve">      gaps 12–13</w:t>
       </w:r>
     </w:p>
     <w:p>
@@ -8396,7 +8364,7 @@
           <w:sz w:val="19"/>
           <w:szCs w:val="19"/>
         </w:rPr>
-        <w:t xml:space="preserve">Budget: 900,000 cases sold + 43,000 ending − 42,000 </w:t>
+        <w:t xml:space="preserve">Budget: 900,000 cases sold + 43,000 </w:t>
       </w:r>
       <w:r>
         <w:rPr>
@@ -8406,7 +8374,7 @@
           <w:sz w:val="15"/>
           <w:szCs w:val="15"/>
         </w:rPr>
-        <w:t xml:space="preserve"> (13) </w:t>
+        <w:t xml:space="preserve"> (12) </w:t>
       </w:r>
       <w:r>
         <w:rPr>
@@ -8428,14 +8396,7 @@
           <w:sz w:val="19"/>
           <w:szCs w:val="19"/>
         </w:rPr>
-        <w:t xml:space="preserve"> = 901,000 produced. </w:t>
-      </w:r>
-      <w:r>
-        <w:rPr>
-          <w:sz w:val="19"/>
-          <w:szCs w:val="19"/>
-        </w:rPr>
-        <w:t xml:space="preserve">Sales </w:t>
+        <w:t xml:space="preserve"> − 42,000 beginning = 901,000 </w:t>
       </w:r>
       <w:r>
         <w:rPr>
@@ -8445,7 +8406,7 @@
           <w:sz w:val="15"/>
           <w:szCs w:val="15"/>
         </w:rPr>
-        <w:t xml:space="preserve"> (14) </w:t>
+        <w:t xml:space="preserve"> (13) </w:t>
       </w:r>
       <w:r>
         <w:rPr>
@@ -8467,7 +8428,14 @@
           <w:sz w:val="19"/>
           <w:szCs w:val="19"/>
         </w:rPr>
-        <w:t xml:space="preserve"> $18,000,000 = the sales budget. </w:t>
+        <w:t xml:space="preserve">. </w:t>
+      </w:r>
+      <w:r>
+        <w:rPr>
+          <w:sz w:val="19"/>
+          <w:szCs w:val="19"/>
+        </w:rPr>
+        <w:t xml:space="preserve">Sales revenue $18,000,000 = the sales budget. </w:t>
       </w:r>
     </w:p>
     <w:tbl>
@@ -8525,7 +8493,7 @@
                 <w:sz w:val="16"/>
                 <w:szCs w:val="16"/>
               </w:rPr>
-              <w:t xml:space="preserve">beginning   ·   revenue   ·   overtime</w:t>
+              <w:t xml:space="preserve">ending   ·   produced   ·   quarter's</w:t>
             </w:r>
           </w:p>
         </w:tc>
@@ -8599,7 +8567,7 @@
           <w:sz w:val="16"/>
           <w:szCs w:val="16"/>
         </w:rPr>
-        <w:t xml:space="preserve">      gaps 15–17</w:t>
+        <w:t xml:space="preserve">      gaps 14–16</w:t>
       </w:r>
     </w:p>
     <w:p>
@@ -8622,7 +8590,7 @@
           <w:sz w:val="15"/>
           <w:szCs w:val="15"/>
         </w:rPr>
-        <w:t xml:space="preserve"> (15) </w:t>
+        <w:t xml:space="preserve"> (14) </w:t>
       </w:r>
       <w:r>
         <w:rPr>
@@ -8651,7 +8619,7 @@
           <w:sz w:val="19"/>
           <w:szCs w:val="19"/>
         </w:rPr>
-        <w:t xml:space="preserve">Compute ending and </w:t>
+        <w:t xml:space="preserve"/>
       </w:r>
       <w:r>
         <w:rPr>
@@ -8661,7 +8629,7 @@
           <w:sz w:val="15"/>
           <w:szCs w:val="15"/>
         </w:rPr>
-        <w:t xml:space="preserve"> (16) </w:t>
+        <w:t xml:space="preserve"> (15) </w:t>
       </w:r>
       <w:r>
         <w:rPr>
@@ -8683,14 +8651,14 @@
           <w:sz w:val="19"/>
           <w:szCs w:val="19"/>
         </w:rPr>
-        <w:t xml:space="preserve"> stock for each period, the units to produce, and the sales revenue. </w:t>
-      </w:r>
-      <w:r>
-        <w:rPr>
-          <w:sz w:val="19"/>
-          <w:szCs w:val="19"/>
-        </w:rPr>
-        <w:t xml:space="preserve">Then check </w:t>
+        <w:t xml:space="preserve"> ending and beginning stock for each period, the units to produce, and the sales revenue. </w:t>
+      </w:r>
+      <w:r>
+        <w:rPr>
+          <w:sz w:val="19"/>
+          <w:szCs w:val="19"/>
+        </w:rPr>
+        <w:t xml:space="preserve">Then check capacity and storage if the </w:t>
       </w:r>
       <w:r>
         <w:rPr>
@@ -8700,7 +8668,7 @@
           <w:sz w:val="15"/>
           <w:szCs w:val="15"/>
         </w:rPr>
-        <w:t xml:space="preserve"> (17) </w:t>
+        <w:t xml:space="preserve"> (16) </w:t>
       </w:r>
       <w:r>
         <w:rPr>
@@ -8722,7 +8690,7 @@
           <w:sz w:val="19"/>
           <w:szCs w:val="19"/>
         </w:rPr>
-        <w:t xml:space="preserve"> and storage if the question gives them. </w:t>
+        <w:t xml:space="preserve"> gives them. </w:t>
       </w:r>
     </w:p>
     <w:tbl>
@@ -8780,7 +8748,7 @@
                 <w:sz w:val="16"/>
                 <w:szCs w:val="16"/>
               </w:rPr>
-              <w:t xml:space="preserve">beginning   ·   capacity   ·   division   ·   inventory</w:t>
+              <w:t xml:space="preserve">Compute   ·   question   ·   division   ·   inventory</w:t>
             </w:r>
           </w:p>
         </w:tc>
@@ -9085,7 +9053,7 @@
                 <w:sz w:val="14"/>
                 <w:szCs w:val="14"/>
               </w:rPr>
-              <w:t xml:space="preserve">(20)</w:t>
+              <w:t xml:space="preserve">(19)</w:t>
             </w:r>
           </w:p>
         </w:tc>
@@ -9854,14 +9822,14 @@
                 <w:sz w:val="16"/>
                 <w:szCs w:val="16"/>
               </w:rPr>
-              <w:t xml:space="preserve">14  </w:t>
-            </w:r>
-            <w:r>
-              <w:rPr>
-                <w:sz w:val="16"/>
-                <w:szCs w:val="16"/>
-              </w:rPr>
-              <w:t xml:space="preserve">revenue</w:t>
+              <w:t xml:space="preserve">13  </w:t>
+            </w:r>
+            <w:r>
+              <w:rPr>
+                <w:sz w:val="16"/>
+                <w:szCs w:val="16"/>
+              </w:rPr>
+              <w:t xml:space="preserve">produced</w:t>
             </w:r>
           </w:p>
         </w:tc>
@@ -9922,7 +9890,7 @@
                 <w:sz w:val="16"/>
                 <w:szCs w:val="16"/>
               </w:rPr>
-              <w:t xml:space="preserve">15  </w:t>
+              <w:t xml:space="preserve">14  </w:t>
             </w:r>
             <w:r>
               <w:rPr>
@@ -9964,7 +9932,7 @@
                 <w:sz w:val="16"/>
                 <w:szCs w:val="16"/>
               </w:rPr>
-              <w:t xml:space="preserve">budget</w:t>
+              <w:t xml:space="preserve">absorb</w:t>
             </w:r>
           </w:p>
         </w:tc>
@@ -9990,14 +9958,14 @@
                 <w:sz w:val="16"/>
                 <w:szCs w:val="16"/>
               </w:rPr>
-              <w:t xml:space="preserve">16  </w:t>
-            </w:r>
-            <w:r>
-              <w:rPr>
-                <w:sz w:val="16"/>
-                <w:szCs w:val="16"/>
-              </w:rPr>
-              <w:t xml:space="preserve">beginning</w:t>
+              <w:t xml:space="preserve">15  </w:t>
+            </w:r>
+            <w:r>
+              <w:rPr>
+                <w:sz w:val="16"/>
+                <w:szCs w:val="16"/>
+              </w:rPr>
+              <w:t xml:space="preserve">Compute</w:t>
             </w:r>
           </w:p>
         </w:tc>
@@ -10058,14 +10026,14 @@
                 <w:sz w:val="16"/>
                 <w:szCs w:val="16"/>
               </w:rPr>
-              <w:t xml:space="preserve">17  </w:t>
-            </w:r>
-            <w:r>
-              <w:rPr>
-                <w:sz w:val="16"/>
-                <w:szCs w:val="16"/>
-              </w:rPr>
-              <w:t xml:space="preserve">capacity</w:t>
+              <w:t xml:space="preserve">16  </w:t>
+            </w:r>
+            <w:r>
+              <w:rPr>
+                <w:sz w:val="16"/>
+                <w:szCs w:val="16"/>
+              </w:rPr>
+              <w:t xml:space="preserve">question</w:t>
             </w:r>
           </w:p>
         </w:tc>
@@ -10126,7 +10094,7 @@
                 <w:sz w:val="16"/>
                 <w:szCs w:val="16"/>
               </w:rPr>
-              <w:t xml:space="preserve">18  </w:t>
+              <w:t xml:space="preserve">17  </w:t>
             </w:r>
             <w:r>
               <w:rPr>
@@ -10194,7 +10162,7 @@
                 <w:sz w:val="16"/>
                 <w:szCs w:val="16"/>
               </w:rPr>
-              <w:t xml:space="preserve">19  </w:t>
+              <w:t xml:space="preserve">18  </w:t>
             </w:r>
             <w:r>
               <w:rPr>
@@ -10262,7 +10230,7 @@
                 <w:sz w:val="16"/>
                 <w:szCs w:val="16"/>
               </w:rPr>
-              <w:t xml:space="preserve">20  </w:t>
+              <w:t xml:space="preserve">19  </w:t>
             </w:r>
             <w:r>
               <w:rPr>
@@ -10330,7 +10298,7 @@
                 <w:sz w:val="16"/>
                 <w:szCs w:val="16"/>
               </w:rPr>
-              <w:t xml:space="preserve">21  </w:t>
+              <w:t xml:space="preserve">20  </w:t>
             </w:r>
             <w:r>
               <w:rPr>
@@ -10372,7 +10340,7 @@
                 <w:sz w:val="16"/>
                 <w:szCs w:val="16"/>
               </w:rPr>
-              <w:t xml:space="preserve">possible</w:t>
+              <w:t xml:space="preserve">Adds capacity; costs more per case</w:t>
             </w:r>
           </w:p>
         </w:tc>
@@ -10398,7 +10366,7 @@
                 <w:sz w:val="16"/>
                 <w:szCs w:val="16"/>
               </w:rPr>
-              <w:t xml:space="preserve">22  </w:t>
+              <w:t xml:space="preserve">21  </w:t>
             </w:r>
             <w:r>
               <w:rPr>
@@ -10440,7 +10408,7 @@
                 <w:sz w:val="16"/>
                 <w:szCs w:val="16"/>
               </w:rPr>
-              <w:t xml:space="preserve">Adds capacity; costs more per case</w:t>
+              <w:t xml:space="preserve">division</w:t>
             </w:r>
           </w:p>
         </w:tc>
@@ -10466,7 +10434,7 @@
                 <w:sz w:val="16"/>
                 <w:szCs w:val="16"/>
               </w:rPr>
-              <w:t xml:space="preserve">23  </w:t>
+              <w:t xml:space="preserve">22  </w:t>
             </w:r>
             <w:r>
               <w:rPr>
@@ -10508,7 +10476,7 @@
                 <w:sz w:val="16"/>
                 <w:szCs w:val="16"/>
               </w:rPr>
-              <w:t xml:space="preserve">division</w:t>
+              <w:t xml:space="preserve">contribution</w:t>
             </w:r>
           </w:p>
         </w:tc>
@@ -10534,7 +10502,7 @@
                 <w:sz w:val="16"/>
                 <w:szCs w:val="16"/>
               </w:rPr>
-              <w:t xml:space="preserve">24  </w:t>
+              <w:t xml:space="preserve">23  </w:t>
             </w:r>
             <w:r>
               <w:rPr>
@@ -10576,7 +10544,7 @@
                 <w:sz w:val="16"/>
                 <w:szCs w:val="16"/>
               </w:rPr>
-              <w:t xml:space="preserve">contribution</w:t>
+              <w:t xml:space="preserve">ending</w:t>
             </w:r>
           </w:p>
         </w:tc>
@@ -10602,7 +10570,7 @@
                 <w:sz w:val="16"/>
                 <w:szCs w:val="16"/>
               </w:rPr>
-              <w:t xml:space="preserve">25  </w:t>
+              <w:t xml:space="preserve">24  </w:t>
             </w:r>
             <w:r>
               <w:rPr>
@@ -10610,64 +10578,6 @@
                 <w:szCs w:val="16"/>
               </w:rPr>
               <w:t xml:space="preserve">inventory policy</w:t>
-            </w:r>
-          </w:p>
-        </w:tc>
-      </w:tr>
-      <w:tr>
-        <w:tc>
-          <w:tcPr>
-            <w:tcW w:type="pct" w:w="2500"/>
-            <w:tcMar>
-              <w:top w:type="dxa" w:w="20"/>
-              <w:left w:type="dxa" w:w="80"/>
-              <w:bottom w:type="dxa" w:w="20"/>
-              <w:right w:type="dxa" w:w="80"/>
-            </w:tcMar>
-          </w:tcPr>
-          <w:p>
-            <w:pPr>
-              <w:spacing w:before="12" w:after="12"/>
-            </w:pPr>
-            <w:r>
-              <w:rPr>
-                <w:b/>
-                <w:bCs/>
-                <w:color w:val="8186EF"/>
-                <w:sz w:val="16"/>
-                <w:szCs w:val="16"/>
-              </w:rPr>
-              <w:t xml:space="preserve">13  </w:t>
-            </w:r>
-            <w:r>
-              <w:rPr>
-                <w:sz w:val="16"/>
-                <w:szCs w:val="16"/>
-              </w:rPr>
-              <w:t xml:space="preserve">beginning</w:t>
-            </w:r>
-          </w:p>
-        </w:tc>
-        <w:tc>
-          <w:tcPr>
-            <w:tcW w:type="pct" w:w="2500"/>
-            <w:tcMar>
-              <w:top w:type="dxa" w:w="20"/>
-              <w:left w:type="dxa" w:w="80"/>
-              <w:bottom w:type="dxa" w:w="20"/>
-              <w:right w:type="dxa" w:w="80"/>
-            </w:tcMar>
-          </w:tcPr>
-          <w:p>
-            <w:pPr>
-              <w:spacing w:before="24" w:after="24"/>
-            </w:pPr>
-            <w:r>
-              <w:rPr>
-                <w:sz w:val="16"/>
-                <w:szCs w:val="16"/>
-              </w:rPr>
-              <w:t xml:space="preserve"/>
             </w:r>
           </w:p>
         </w:tc>
